--- a/DMGT/notes/Unit-2_Set_theory.docx
+++ b/DMGT/notes/Unit-2_Set_theory.docx
@@ -167,7 +167,7 @@
       <w:r>
         <w:t xml:space="preserve"> </w:t>
       </w:r>
-      <w:hyperlink r:id="rId5" w:history="1">
+      <w:hyperlink r:id="rId6" w:history="1">
         <w:r>
           <w:rPr>
             <w:rStyle w:val="Hyperlink"/>
@@ -2306,23 +2306,7 @@
           <w:sz w:val="20"/>
           <w:szCs w:val="20"/>
         </w:rPr>
-        <w:t xml:space="preserve">A set that contains unlimited or infinitely many elements </w:t>
-      </w:r>
-      <w:proofErr w:type="gramStart"/>
-      <w:r>
-        <w:rPr>
-          <w:sz w:val="20"/>
-          <w:szCs w:val="20"/>
-        </w:rPr>
-        <w:t>is</w:t>
-      </w:r>
-      <w:proofErr w:type="gramEnd"/>
-      <w:r>
-        <w:rPr>
-          <w:sz w:val="20"/>
-          <w:szCs w:val="20"/>
-        </w:rPr>
-        <w:t xml:space="preserve"> called an infinite set.</w:t>
+        <w:t>A set that contains unlimited or infinitely many elements is called an infinite set.</w:t>
       </w:r>
     </w:p>
     <w:p>
@@ -3894,23 +3878,7 @@
           <w:sz w:val="20"/>
           <w:szCs w:val="20"/>
         </w:rPr>
-        <w:t xml:space="preserve">The power set of </w:t>
-      </w:r>
-      <w:proofErr w:type="gramStart"/>
-      <w:r>
-        <w:rPr>
-          <w:sz w:val="20"/>
-          <w:szCs w:val="20"/>
-        </w:rPr>
-        <w:t>A</w:t>
-      </w:r>
-      <w:proofErr w:type="gramEnd"/>
-      <w:r>
-        <w:rPr>
-          <w:sz w:val="20"/>
-          <w:szCs w:val="20"/>
-        </w:rPr>
-        <w:t xml:space="preserve"> is the set of all subsets of A.</w:t>
+        <w:t>The power set of A is the set of all subsets of A.</w:t>
       </w:r>
     </w:p>
     <w:p>
@@ -5302,7 +5270,7 @@
           <w:sz w:val="20"/>
           <w:szCs w:val="20"/>
         </w:rPr>
-        <w:t xml:space="preserve">| </w:t>
+        <w:t>|</w:t>
       </w:r>
       <w:r>
         <w:rPr>
@@ -6862,6 +6830,89 @@
           <w:sz w:val="20"/>
           <w:szCs w:val="20"/>
         </w:rPr>
+        <w:t xml:space="preserve">A-B = A – </w:t>
+      </w:r>
+      <w:r>
+        <w:rPr>
+          <w:sz w:val="20"/>
+          <w:szCs w:val="20"/>
+        </w:rPr>
+        <w:t>(A ∩ B)</w:t>
+      </w:r>
+    </w:p>
+    <w:p>
+      <w:pPr>
+        <w:rPr>
+          <w:sz w:val="20"/>
+          <w:szCs w:val="20"/>
+        </w:rPr>
+      </w:pPr>
+      <w:r>
+        <w:rPr>
+          <w:sz w:val="20"/>
+          <w:szCs w:val="20"/>
+        </w:rPr>
+        <w:lastRenderedPageBreak/>
+        <w:t xml:space="preserve">Example: </w:t>
+      </w:r>
+    </w:p>
+    <w:p>
+      <w:pPr>
+        <w:rPr>
+          <w:sz w:val="20"/>
+          <w:szCs w:val="20"/>
+        </w:rPr>
+      </w:pPr>
+      <w:r>
+        <w:rPr>
+          <w:sz w:val="20"/>
+          <w:szCs w:val="20"/>
+        </w:rPr>
+        <w:t xml:space="preserve">A={1,2,3,4}, </w:t>
+      </w:r>
+    </w:p>
+    <w:p>
+      <w:pPr>
+        <w:rPr>
+          <w:sz w:val="20"/>
+          <w:szCs w:val="20"/>
+        </w:rPr>
+      </w:pPr>
+      <w:r>
+        <w:rPr>
+          <w:sz w:val="20"/>
+          <w:szCs w:val="20"/>
+        </w:rPr>
+        <w:t>B={3,4,5,6,7}</w:t>
+      </w:r>
+    </w:p>
+    <w:p>
+      <w:pPr>
+        <w:rPr>
+          <w:sz w:val="20"/>
+          <w:szCs w:val="20"/>
+        </w:rPr>
+      </w:pPr>
+      <w:r>
+        <w:rPr>
+          <w:sz w:val="20"/>
+          <w:szCs w:val="20"/>
+        </w:rPr>
+        <w:t>A-B={1,2}</w:t>
+      </w:r>
+    </w:p>
+    <w:p>
+      <w:pPr>
+        <w:rPr>
+          <w:sz w:val="20"/>
+          <w:szCs w:val="20"/>
+        </w:rPr>
+      </w:pPr>
+      <w:r>
+        <w:rPr>
+          <w:sz w:val="20"/>
+          <w:szCs w:val="20"/>
+        </w:rPr>
         <w:pict w14:anchorId="7F350D0E">
           <v:rect id="_x0000_i1052" style="width:0;height:1.5pt" o:hralign="center" o:hrstd="t" o:hr="t" fillcolor="#a0a0a0" stroked="f"/>
         </w:pict>
@@ -6884,7 +6935,6 @@
           <w:sz w:val="20"/>
           <w:szCs w:val="20"/>
         </w:rPr>
-        <w:lastRenderedPageBreak/>
         <w:t>📘</w:t>
       </w:r>
       <w:r>
@@ -6994,6 +7044,50 @@
         </w:rPr>
         <w:t>A Δ B</w:t>
       </w:r>
+      <w:r>
+        <w:rPr>
+          <w:sz w:val="20"/>
+          <w:szCs w:val="20"/>
+        </w:rPr>
+        <w:t xml:space="preserve"> or </w:t>
+      </w:r>
+      <w:r>
+        <w:rPr>
+          <w:sz w:val="20"/>
+          <w:szCs w:val="20"/>
+        </w:rPr>
+        <w:t>A</w:t>
+      </w:r>
+      <w:r>
+        <w:rPr>
+          <w:sz w:val="20"/>
+          <w:szCs w:val="20"/>
+        </w:rPr>
+        <w:t xml:space="preserve"> </w:t>
+      </w:r>
+      <w:r>
+        <w:rPr>
+          <w:rFonts w:ascii="Cambria Math" w:hAnsi="Cambria Math" w:cs="Cambria Math"/>
+          <w:sz w:val="20"/>
+          <w:szCs w:val="20"/>
+        </w:rPr>
+        <w:t>⊕</w:t>
+      </w:r>
+      <w:r>
+        <w:rPr>
+          <w:rFonts w:ascii="Cambria Math" w:hAnsi="Cambria Math" w:cs="Cambria Math"/>
+          <w:sz w:val="20"/>
+          <w:szCs w:val="20"/>
+        </w:rPr>
+        <w:t xml:space="preserve"> </w:t>
+      </w:r>
+      <w:r>
+        <w:rPr>
+          <w:sz w:val="20"/>
+          <w:szCs w:val="20"/>
+        </w:rPr>
+        <w:t>B</w:t>
+      </w:r>
     </w:p>
     <w:p>
       <w:pPr>
@@ -7085,6 +7179,94 @@
           <w:szCs w:val="20"/>
         </w:rPr>
         <w:t>]</w:t>
+      </w:r>
+    </w:p>
+    <w:p>
+      <w:pPr>
+        <w:rPr>
+          <w:sz w:val="20"/>
+          <w:szCs w:val="20"/>
+        </w:rPr>
+      </w:pPr>
+      <w:r>
+        <w:rPr>
+          <w:sz w:val="20"/>
+          <w:szCs w:val="20"/>
+        </w:rPr>
+        <w:t>A</w:t>
+      </w:r>
+      <w:r>
+        <w:rPr>
+          <w:rFonts w:ascii="Cambria Math" w:hAnsi="Cambria Math" w:cs="Cambria Math"/>
+          <w:sz w:val="20"/>
+          <w:szCs w:val="20"/>
+        </w:rPr>
+        <w:t>⊕</w:t>
+      </w:r>
+      <w:r>
+        <w:rPr>
+          <w:sz w:val="20"/>
+          <w:szCs w:val="20"/>
+        </w:rPr>
+        <w:t>B =(A</w:t>
+      </w:r>
+      <w:r>
+        <w:rPr>
+          <w:sz w:val="20"/>
+          <w:szCs w:val="20"/>
+        </w:rPr>
+        <w:t>-</w:t>
+      </w:r>
+      <w:r>
+        <w:rPr>
+          <w:sz w:val="20"/>
+          <w:szCs w:val="20"/>
+        </w:rPr>
+        <w:t>B)</w:t>
+      </w:r>
+      <w:r>
+        <w:rPr>
+          <w:sz w:val="20"/>
+          <w:szCs w:val="20"/>
+        </w:rPr>
+        <w:t xml:space="preserve"> </w:t>
+      </w:r>
+      <w:r>
+        <w:rPr>
+          <w:rFonts w:ascii="Cambria Math" w:hAnsi="Cambria Math" w:cs="Cambria Math"/>
+          <w:sz w:val="20"/>
+          <w:szCs w:val="20"/>
+        </w:rPr>
+        <w:t>∪</w:t>
+      </w:r>
+      <w:r>
+        <w:rPr>
+          <w:rFonts w:ascii="Cambria Math" w:hAnsi="Cambria Math" w:cs="Cambria Math"/>
+          <w:sz w:val="20"/>
+          <w:szCs w:val="20"/>
+        </w:rPr>
+        <w:t xml:space="preserve"> </w:t>
+      </w:r>
+      <w:r>
+        <w:rPr>
+          <w:sz w:val="20"/>
+          <w:szCs w:val="20"/>
+        </w:rPr>
+        <w:t>(B</w:t>
+      </w:r>
+      <w:r>
+        <w:rPr>
+          <w:sz w:val="20"/>
+          <w:szCs w:val="20"/>
+        </w:rPr>
+        <w:t>-</w:t>
+      </w:r>
+      <w:r>
+        <w:rPr>
+          <w:sz w:val="20"/>
+          <w:szCs w:val="20"/>
+        </w:rPr>
+        <w:t>A)</w:t>
       </w:r>
     </w:p>
     <w:p>
@@ -7127,6 +7309,21 @@
         </w:rPr>
         <w:br/>
         <w:t>B = {3,4,5}</w:t>
+      </w:r>
+    </w:p>
+    <w:p>
+      <w:pPr>
+        <w:rPr>
+          <w:sz w:val="20"/>
+          <w:szCs w:val="20"/>
+        </w:rPr>
+      </w:pPr>
+      <w:r>
+        <w:rPr>
+          <w:sz w:val="20"/>
+          <w:szCs w:val="20"/>
+        </w:rPr>
+        <w:t>A-B={1,2}</w:t>
       </w:r>
     </w:p>
     <w:p>
@@ -7804,6 +8001,7 @@
           <w:sz w:val="20"/>
           <w:szCs w:val="20"/>
         </w:rPr>
+        <w:lastRenderedPageBreak/>
         <w:t>A = {1,2}</w:t>
       </w:r>
       <w:r>
@@ -8013,7 +8211,6 @@
                 <w:sz w:val="20"/>
                 <w:szCs w:val="20"/>
               </w:rPr>
-              <w:lastRenderedPageBreak/>
               <w:t>Cardinality</w:t>
             </w:r>
           </w:p>
@@ -9347,6 +9544,7 @@
           <w:sz w:val="20"/>
           <w:szCs w:val="20"/>
         </w:rPr>
+        <w:lastRenderedPageBreak/>
         <w:t xml:space="preserve">A </w:t>
       </w:r>
       <w:r>
@@ -9556,7 +9754,6 @@
           <w:sz w:val="20"/>
           <w:szCs w:val="20"/>
         </w:rPr>
-        <w:lastRenderedPageBreak/>
         <w:t xml:space="preserve">[(A </w:t>
       </w:r>
       <w:r>
@@ -10749,14 +10946,30 @@
         </w:rPr>
         <w:t xml:space="preserve"> </w:t>
       </w:r>
-      <w:hyperlink r:id="rId6" w:history="1">
+      <w:hyperlink r:id="rId7" w:history="1">
         <w:r>
           <w:rPr>
             <w:rStyle w:val="Hyperlink"/>
             <w:sz w:val="24"/>
             <w:szCs w:val="24"/>
           </w:rPr>
-          <w:t>https://youtu.be/yurSCPPloMs?si=Yb-6vsnwShu51iaO/</w:t>
+          <w:t>https://y</w:t>
+        </w:r>
+        <w:r>
+          <w:rPr>
+            <w:rStyle w:val="Hyperlink"/>
+            <w:sz w:val="24"/>
+            <w:szCs w:val="24"/>
+          </w:rPr>
+          <w:t>o</w:t>
+        </w:r>
+        <w:r>
+          <w:rPr>
+            <w:rStyle w:val="Hyperlink"/>
+            <w:sz w:val="24"/>
+            <w:szCs w:val="24"/>
+          </w:rPr>
+          <w:t>utu.be/yurSCPPloMs?si=Yb-6vsnwShu51iaO/</w:t>
         </w:r>
       </w:hyperlink>
       <w:r>
@@ -10811,7 +11024,7 @@
         </w:rPr>
         <w:t xml:space="preserve"> </w:t>
       </w:r>
-      <w:hyperlink r:id="rId7" w:history="1">
+      <w:hyperlink r:id="rId8" w:history="1">
         <w:r>
           <w:rPr>
             <w:rStyle w:val="Hyperlink"/>
@@ -10846,6 +11059,7 @@
           <w:sz w:val="20"/>
           <w:szCs w:val="20"/>
         </w:rPr>
+        <w:lastRenderedPageBreak/>
         <w:t>🔷</w:t>
       </w:r>
       <w:r>
@@ -11049,7 +11263,6 @@
           <w:sz w:val="20"/>
           <w:szCs w:val="20"/>
         </w:rPr>
-        <w:lastRenderedPageBreak/>
         <w:t>Second choice → n options</w:t>
       </w:r>
     </w:p>
@@ -11522,6 +11735,7 @@
           <w:sz w:val="20"/>
           <w:szCs w:val="20"/>
         </w:rPr>
+        <w:lastRenderedPageBreak/>
         <w:pict w14:anchorId="5A3C9119">
           <v:rect id="_x0000_i1070" style="width:0;height:1.5pt" o:hralign="center" o:hrstd="t" o:hr="t" fillcolor="#a0a0a0" stroked="f"/>
         </w:pict>
@@ -11701,7 +11915,6 @@
           <w:sz w:val="20"/>
           <w:szCs w:val="20"/>
         </w:rPr>
-        <w:lastRenderedPageBreak/>
         <w:t>🔷</w:t>
       </w:r>
       <w:r>
@@ -12211,6 +12424,7 @@
           <w:sz w:val="20"/>
           <w:szCs w:val="20"/>
         </w:rPr>
+        <w:lastRenderedPageBreak/>
         <w:t>Factorial is used in:</w:t>
       </w:r>
     </w:p>
@@ -12409,7 +12623,6 @@
           <w:sz w:val="20"/>
           <w:szCs w:val="20"/>
         </w:rPr>
-        <w:lastRenderedPageBreak/>
         <w:t xml:space="preserve">This is also called the </w:t>
       </w:r>
       <w:r>
@@ -12905,6 +13118,7 @@
                 <w:sz w:val="20"/>
                 <w:szCs w:val="20"/>
               </w:rPr>
+              <w:lastRenderedPageBreak/>
               <w:t>Situation</w:t>
             </w:r>
           </w:p>
@@ -13159,7 +13373,6 @@
           <w:sz w:val="20"/>
           <w:szCs w:val="20"/>
         </w:rPr>
-        <w:lastRenderedPageBreak/>
         <w:t>If:</w:t>
       </w:r>
       <w:r>
@@ -13977,6 +14190,7 @@
           <w:sz w:val="20"/>
           <w:szCs w:val="20"/>
         </w:rPr>
+        <w:lastRenderedPageBreak/>
         <w:t>First position → n choices</w:t>
       </w:r>
       <w:r>
@@ -14304,7 +14518,6 @@
           <w:sz w:val="20"/>
           <w:szCs w:val="20"/>
         </w:rPr>
-        <w:lastRenderedPageBreak/>
         <w:t>Here:</w:t>
       </w:r>
     </w:p>
@@ -15092,6 +15305,7 @@
           <w:sz w:val="20"/>
           <w:szCs w:val="20"/>
         </w:rPr>
+        <w:lastRenderedPageBreak/>
         <w:pict w14:anchorId="0D6CFAF5">
           <v:rect id="_x0000_i1089" style="width:0;height:1.5pt" o:hralign="center" o:hrstd="t" o:hr="t" fillcolor="#a0a0a0" stroked="f"/>
         </w:pict>
@@ -15563,7 +15777,6 @@
           <w:sz w:val="20"/>
           <w:szCs w:val="20"/>
         </w:rPr>
-        <w:lastRenderedPageBreak/>
         <w:t>Formula:</w:t>
       </w:r>
     </w:p>
@@ -16114,6 +16327,7 @@
           <w:sz w:val="20"/>
           <w:szCs w:val="20"/>
         </w:rPr>
+        <w:lastRenderedPageBreak/>
         <w:t>🔷</w:t>
       </w:r>
       <w:r>
@@ -16336,7 +16550,6 @@
           <w:sz w:val="20"/>
           <w:szCs w:val="20"/>
         </w:rPr>
-        <w:lastRenderedPageBreak/>
         <w:t>Example:</w:t>
       </w:r>
       <w:r>
@@ -16742,6 +16955,7 @@
           <w:sz w:val="20"/>
           <w:szCs w:val="20"/>
         </w:rPr>
+        <w:lastRenderedPageBreak/>
         <w:t>🔷</w:t>
       </w:r>
       <w:r>
@@ -17054,7 +17268,6 @@
                 <w:sz w:val="20"/>
                 <w:szCs w:val="20"/>
               </w:rPr>
-              <w:lastRenderedPageBreak/>
               <w:t>Circular Permutation (round table)</w:t>
             </w:r>
           </w:p>
@@ -17404,6 +17617,2292 @@
         <w:br/>
         <w:t>Circle removes one degree of freedom.</w:t>
       </w:r>
+    </w:p>
+    <w:p>
+      <w:pPr>
+        <w:rPr>
+          <w:b/>
+          <w:bCs/>
+          <w:sz w:val="20"/>
+          <w:szCs w:val="20"/>
+        </w:rPr>
+      </w:pPr>
+      <w:r>
+        <w:rPr>
+          <w:b/>
+          <w:bCs/>
+          <w:sz w:val="20"/>
+          <w:szCs w:val="20"/>
+        </w:rPr>
+        <w:t>Permutation Formulas Summary Table</w:t>
+      </w:r>
+    </w:p>
+    <w:tbl>
+      <w:tblPr>
+        <w:tblStyle w:val="PlainTable1"/>
+        <w:tblW w:w="0" w:type="auto"/>
+        <w:tblLook w:val="04A0" w:firstRow="1" w:lastRow="0" w:firstColumn="1" w:lastColumn="0" w:noHBand="0" w:noVBand="1"/>
+      </w:tblPr>
+      <w:tblGrid>
+        <w:gridCol w:w="2148"/>
+        <w:gridCol w:w="1450"/>
+        <w:gridCol w:w="1697"/>
+        <w:gridCol w:w="2014"/>
+        <w:gridCol w:w="1707"/>
+      </w:tblGrid>
+      <w:tr>
+        <w:trPr>
+          <w:cnfStyle w:val="100000000000" w:firstRow="1" w:lastRow="0" w:firstColumn="0" w:lastColumn="0" w:oddVBand="0" w:evenVBand="0" w:oddHBand="0" w:evenHBand="0" w:firstRowFirstColumn="0" w:firstRowLastColumn="0" w:lastRowFirstColumn="0" w:lastRowLastColumn="0"/>
+        </w:trPr>
+        <w:tc>
+          <w:tcPr>
+            <w:cnfStyle w:val="001000000000" w:firstRow="0" w:lastRow="0" w:firstColumn="1" w:lastColumn="0" w:oddVBand="0" w:evenVBand="0" w:oddHBand="0" w:evenHBand="0" w:firstRowFirstColumn="0" w:firstRowLastColumn="0" w:lastRowFirstColumn="0" w:lastRowLastColumn="0"/>
+            <w:tcW w:w="0" w:type="auto"/>
+            <w:hideMark/>
+          </w:tcPr>
+          <w:p>
+            <w:pPr>
+              <w:spacing w:after="160" w:line="259" w:lineRule="auto"/>
+              <w:rPr>
+                <w:sz w:val="20"/>
+                <w:szCs w:val="20"/>
+              </w:rPr>
+            </w:pPr>
+            <w:r>
+              <w:rPr>
+                <w:sz w:val="20"/>
+                <w:szCs w:val="20"/>
+              </w:rPr>
+              <w:t>Formula Name</w:t>
+            </w:r>
+          </w:p>
+        </w:tc>
+        <w:tc>
+          <w:tcPr>
+            <w:tcW w:w="1450" w:type="dxa"/>
+            <w:hideMark/>
+          </w:tcPr>
+          <w:p>
+            <w:pPr>
+              <w:spacing w:after="160" w:line="259" w:lineRule="auto"/>
+              <w:cnfStyle w:val="100000000000" w:firstRow="1" w:lastRow="0" w:firstColumn="0" w:lastColumn="0" w:oddVBand="0" w:evenVBand="0" w:oddHBand="0" w:evenHBand="0" w:firstRowFirstColumn="0" w:firstRowLastColumn="0" w:lastRowFirstColumn="0" w:lastRowLastColumn="0"/>
+              <w:rPr>
+                <w:sz w:val="20"/>
+                <w:szCs w:val="20"/>
+              </w:rPr>
+            </w:pPr>
+            <w:r>
+              <w:rPr>
+                <w:sz w:val="20"/>
+                <w:szCs w:val="20"/>
+              </w:rPr>
+              <w:t>Formula</w:t>
+            </w:r>
+          </w:p>
+        </w:tc>
+        <w:tc>
+          <w:tcPr>
+            <w:tcW w:w="1697" w:type="dxa"/>
+            <w:hideMark/>
+          </w:tcPr>
+          <w:p>
+            <w:pPr>
+              <w:spacing w:after="160" w:line="259" w:lineRule="auto"/>
+              <w:cnfStyle w:val="100000000000" w:firstRow="1" w:lastRow="0" w:firstColumn="0" w:lastColumn="0" w:oddVBand="0" w:evenVBand="0" w:oddHBand="0" w:evenHBand="0" w:firstRowFirstColumn="0" w:firstRowLastColumn="0" w:lastRowFirstColumn="0" w:lastRowLastColumn="0"/>
+              <w:rPr>
+                <w:sz w:val="20"/>
+                <w:szCs w:val="20"/>
+              </w:rPr>
+            </w:pPr>
+            <w:r>
+              <w:rPr>
+                <w:sz w:val="20"/>
+                <w:szCs w:val="20"/>
+              </w:rPr>
+              <w:t>Description</w:t>
+            </w:r>
+          </w:p>
+        </w:tc>
+        <w:tc>
+          <w:tcPr>
+            <w:tcW w:w="0" w:type="auto"/>
+            <w:hideMark/>
+          </w:tcPr>
+          <w:p>
+            <w:pPr>
+              <w:spacing w:after="160" w:line="259" w:lineRule="auto"/>
+              <w:cnfStyle w:val="100000000000" w:firstRow="1" w:lastRow="0" w:firstColumn="0" w:lastColumn="0" w:oddVBand="0" w:evenVBand="0" w:oddHBand="0" w:evenHBand="0" w:firstRowFirstColumn="0" w:firstRowLastColumn="0" w:lastRowFirstColumn="0" w:lastRowLastColumn="0"/>
+              <w:rPr>
+                <w:sz w:val="20"/>
+                <w:szCs w:val="20"/>
+              </w:rPr>
+            </w:pPr>
+            <w:r>
+              <w:rPr>
+                <w:sz w:val="20"/>
+                <w:szCs w:val="20"/>
+              </w:rPr>
+              <w:t>Explanation</w:t>
+            </w:r>
+          </w:p>
+        </w:tc>
+        <w:tc>
+          <w:tcPr>
+            <w:tcW w:w="0" w:type="auto"/>
+            <w:hideMark/>
+          </w:tcPr>
+          <w:p>
+            <w:pPr>
+              <w:spacing w:after="160" w:line="259" w:lineRule="auto"/>
+              <w:cnfStyle w:val="100000000000" w:firstRow="1" w:lastRow="0" w:firstColumn="0" w:lastColumn="0" w:oddVBand="0" w:evenVBand="0" w:oddHBand="0" w:evenHBand="0" w:firstRowFirstColumn="0" w:firstRowLastColumn="0" w:lastRowFirstColumn="0" w:lastRowLastColumn="0"/>
+              <w:rPr>
+                <w:sz w:val="20"/>
+                <w:szCs w:val="20"/>
+              </w:rPr>
+            </w:pPr>
+            <w:r>
+              <w:rPr>
+                <w:sz w:val="20"/>
+                <w:szCs w:val="20"/>
+              </w:rPr>
+              <w:t>Example</w:t>
+            </w:r>
+          </w:p>
+        </w:tc>
+      </w:tr>
+      <w:tr>
+        <w:trPr>
+          <w:cnfStyle w:val="000000100000" w:firstRow="0" w:lastRow="0" w:firstColumn="0" w:lastColumn="0" w:oddVBand="0" w:evenVBand="0" w:oddHBand="1" w:evenHBand="0" w:firstRowFirstColumn="0" w:firstRowLastColumn="0" w:lastRowFirstColumn="0" w:lastRowLastColumn="0"/>
+        </w:trPr>
+        <w:tc>
+          <w:tcPr>
+            <w:cnfStyle w:val="001000000000" w:firstRow="0" w:lastRow="0" w:firstColumn="1" w:lastColumn="0" w:oddVBand="0" w:evenVBand="0" w:oddHBand="0" w:evenHBand="0" w:firstRowFirstColumn="0" w:firstRowLastColumn="0" w:lastRowFirstColumn="0" w:lastRowLastColumn="0"/>
+            <w:tcW w:w="0" w:type="auto"/>
+            <w:hideMark/>
+          </w:tcPr>
+          <w:p>
+            <w:pPr>
+              <w:spacing w:after="160" w:line="259" w:lineRule="auto"/>
+              <w:rPr>
+                <w:sz w:val="20"/>
+                <w:szCs w:val="20"/>
+              </w:rPr>
+            </w:pPr>
+            <w:r>
+              <w:rPr>
+                <w:sz w:val="20"/>
+                <w:szCs w:val="20"/>
+              </w:rPr>
+              <w:t>Permutation of n objects (all arranged)</w:t>
+            </w:r>
+          </w:p>
+        </w:tc>
+        <w:tc>
+          <w:tcPr>
+            <w:tcW w:w="1450" w:type="dxa"/>
+            <w:hideMark/>
+          </w:tcPr>
+          <w:p>
+            <w:pPr>
+              <w:spacing w:after="160" w:line="259" w:lineRule="auto"/>
+              <w:cnfStyle w:val="000000100000" w:firstRow="0" w:lastRow="0" w:firstColumn="0" w:lastColumn="0" w:oddVBand="0" w:evenVBand="0" w:oddHBand="1" w:evenHBand="0" w:firstRowFirstColumn="0" w:firstRowLastColumn="0" w:lastRowFirstColumn="0" w:lastRowLastColumn="0"/>
+              <w:rPr>
+                <w:sz w:val="20"/>
+                <w:szCs w:val="20"/>
+              </w:rPr>
+            </w:pPr>
+            <m:oMathPara>
+              <m:oMath>
+                <m:r>
+                  <m:rPr>
+                    <m:sty m:val="b"/>
+                  </m:rPr>
+                  <w:rPr>
+                    <w:rFonts w:ascii="Cambria Math" w:hAnsi="Cambria Math"/>
+                    <w:sz w:val="20"/>
+                    <w:szCs w:val="20"/>
+                  </w:rPr>
+                  <m:t>nP</m:t>
+                </m:r>
+                <m:r>
+                  <m:rPr>
+                    <m:sty m:val="b"/>
+                  </m:rPr>
+                  <w:rPr>
+                    <w:rFonts w:ascii="Cambria Math" w:hAnsi="Cambria Math"/>
+                    <w:sz w:val="20"/>
+                    <w:szCs w:val="20"/>
+                  </w:rPr>
+                  <m:t>n</m:t>
+                </m:r>
+                <m:r>
+                  <m:rPr>
+                    <m:sty m:val="bi"/>
+                  </m:rPr>
+                  <w:rPr>
+                    <w:rFonts w:ascii="Cambria Math" w:hAnsi="Cambria Math"/>
+                    <w:sz w:val="20"/>
+                    <w:szCs w:val="20"/>
+                  </w:rPr>
+                  <m:t>=</m:t>
+                </m:r>
+                <m:r>
+                  <m:rPr>
+                    <m:sty m:val="bi"/>
+                  </m:rPr>
+                  <w:rPr>
+                    <w:rFonts w:ascii="Cambria Math" w:hAnsi="Cambria Math"/>
+                    <w:sz w:val="20"/>
+                    <w:szCs w:val="20"/>
+                  </w:rPr>
+                  <m:t>n!</m:t>
+                </m:r>
+              </m:oMath>
+            </m:oMathPara>
+          </w:p>
+        </w:tc>
+        <w:tc>
+          <w:tcPr>
+            <w:tcW w:w="1697" w:type="dxa"/>
+            <w:hideMark/>
+          </w:tcPr>
+          <w:p>
+            <w:pPr>
+              <w:spacing w:after="160" w:line="259" w:lineRule="auto"/>
+              <w:cnfStyle w:val="000000100000" w:firstRow="0" w:lastRow="0" w:firstColumn="0" w:lastColumn="0" w:oddVBand="0" w:evenVBand="0" w:oddHBand="1" w:evenHBand="0" w:firstRowFirstColumn="0" w:firstRowLastColumn="0" w:lastRowFirstColumn="0" w:lastRowLastColumn="0"/>
+              <w:rPr>
+                <w:sz w:val="20"/>
+                <w:szCs w:val="20"/>
+              </w:rPr>
+            </w:pPr>
+            <w:r>
+              <w:rPr>
+                <w:sz w:val="20"/>
+                <w:szCs w:val="20"/>
+              </w:rPr>
+              <w:t xml:space="preserve">Number of ways to arrange </w:t>
+            </w:r>
+            <w:r>
+              <w:rPr>
+                <w:b/>
+                <w:bCs/>
+                <w:sz w:val="20"/>
+                <w:szCs w:val="20"/>
+              </w:rPr>
+              <w:t>n distinct objects</w:t>
+            </w:r>
+            <w:r>
+              <w:rPr>
+                <w:sz w:val="20"/>
+                <w:szCs w:val="20"/>
+              </w:rPr>
+              <w:t xml:space="preserve"> taking </w:t>
+            </w:r>
+            <w:r>
+              <w:rPr>
+                <w:b/>
+                <w:bCs/>
+                <w:sz w:val="20"/>
+                <w:szCs w:val="20"/>
+              </w:rPr>
+              <w:t>all objects at a time</w:t>
+            </w:r>
+          </w:p>
+        </w:tc>
+        <w:tc>
+          <w:tcPr>
+            <w:tcW w:w="0" w:type="auto"/>
+            <w:hideMark/>
+          </w:tcPr>
+          <w:p>
+            <w:pPr>
+              <w:spacing w:after="160" w:line="259" w:lineRule="auto"/>
+              <w:cnfStyle w:val="000000100000" w:firstRow="0" w:lastRow="0" w:firstColumn="0" w:lastColumn="0" w:oddVBand="0" w:evenVBand="0" w:oddHBand="1" w:evenHBand="0" w:firstRowFirstColumn="0" w:firstRowLastColumn="0" w:lastRowFirstColumn="0" w:lastRowLastColumn="0"/>
+              <w:rPr>
+                <w:sz w:val="20"/>
+                <w:szCs w:val="20"/>
+              </w:rPr>
+            </w:pPr>
+            <w:r>
+              <w:rPr>
+                <w:sz w:val="20"/>
+                <w:szCs w:val="20"/>
+              </w:rPr>
+              <w:t>When every object must be used and order matters.</w:t>
+            </w:r>
+          </w:p>
+        </w:tc>
+        <w:tc>
+          <w:tcPr>
+            <w:tcW w:w="0" w:type="auto"/>
+            <w:hideMark/>
+          </w:tcPr>
+          <w:p>
+            <w:pPr>
+              <w:spacing w:after="160" w:line="259" w:lineRule="auto"/>
+              <w:cnfStyle w:val="000000100000" w:firstRow="0" w:lastRow="0" w:firstColumn="0" w:lastColumn="0" w:oddVBand="0" w:evenVBand="0" w:oddHBand="1" w:evenHBand="0" w:firstRowFirstColumn="0" w:firstRowLastColumn="0" w:lastRowFirstColumn="0" w:lastRowLastColumn="0"/>
+              <w:rPr>
+                <w:sz w:val="20"/>
+                <w:szCs w:val="20"/>
+              </w:rPr>
+            </w:pPr>
+            <w:r>
+              <w:rPr>
+                <w:sz w:val="20"/>
+                <w:szCs w:val="20"/>
+              </w:rPr>
+              <w:t>Arrange A, B, C → (3! = 6) ways: ABC, ACB, BAC, BCA, CAB, CBA</w:t>
+            </w:r>
+          </w:p>
+        </w:tc>
+      </w:tr>
+      <w:tr>
+        <w:tc>
+          <w:tcPr>
+            <w:cnfStyle w:val="001000000000" w:firstRow="0" w:lastRow="0" w:firstColumn="1" w:lastColumn="0" w:oddVBand="0" w:evenVBand="0" w:oddHBand="0" w:evenHBand="0" w:firstRowFirstColumn="0" w:firstRowLastColumn="0" w:lastRowFirstColumn="0" w:lastRowLastColumn="0"/>
+            <w:tcW w:w="0" w:type="auto"/>
+            <w:hideMark/>
+          </w:tcPr>
+          <w:p>
+            <w:pPr>
+              <w:spacing w:after="160" w:line="259" w:lineRule="auto"/>
+              <w:rPr>
+                <w:sz w:val="20"/>
+                <w:szCs w:val="20"/>
+              </w:rPr>
+            </w:pPr>
+            <w:r>
+              <w:rPr>
+                <w:sz w:val="20"/>
+                <w:szCs w:val="20"/>
+              </w:rPr>
+              <w:lastRenderedPageBreak/>
+              <w:t>Permutation of n objects taken r at a time</w:t>
+            </w:r>
+          </w:p>
+        </w:tc>
+        <w:tc>
+          <w:tcPr>
+            <w:tcW w:w="1450" w:type="dxa"/>
+            <w:hideMark/>
+          </w:tcPr>
+          <w:p>
+            <w:pPr>
+              <w:cnfStyle w:val="000000000000" w:firstRow="0" w:lastRow="0" w:firstColumn="0" w:lastColumn="0" w:oddVBand="0" w:evenVBand="0" w:oddHBand="0" w:evenHBand="0" w:firstRowFirstColumn="0" w:firstRowLastColumn="0" w:lastRowFirstColumn="0" w:lastRowLastColumn="0"/>
+              <w:rPr>
+                <w:b/>
+                <w:bCs/>
+                <w:sz w:val="16"/>
+                <w:szCs w:val="16"/>
+              </w:rPr>
+            </w:pPr>
+            <m:oMathPara>
+              <m:oMath>
+                <m:r>
+                  <m:rPr>
+                    <m:sty m:val="b"/>
+                  </m:rPr>
+                  <w:rPr>
+                    <w:rFonts w:ascii="Cambria Math" w:hAnsi="Cambria Math"/>
+                    <w:sz w:val="16"/>
+                    <w:szCs w:val="16"/>
+                  </w:rPr>
+                  <m:t>nPr</m:t>
+                </m:r>
+                <m:r>
+                  <m:rPr>
+                    <m:sty m:val="bi"/>
+                  </m:rPr>
+                  <w:rPr>
+                    <w:rFonts w:ascii="Cambria Math" w:hAnsi="Cambria Math"/>
+                    <w:sz w:val="16"/>
+                    <w:szCs w:val="16"/>
+                  </w:rPr>
+                  <m:t>=</m:t>
+                </m:r>
+                <m:f>
+                  <m:fPr>
+                    <m:ctrlPr>
+                      <w:rPr>
+                        <w:rFonts w:ascii="Cambria Math" w:hAnsi="Cambria Math"/>
+                        <w:b/>
+                        <w:bCs/>
+                        <w:sz w:val="16"/>
+                        <w:szCs w:val="16"/>
+                      </w:rPr>
+                    </m:ctrlPr>
+                  </m:fPr>
+                  <m:num>
+                    <m:r>
+                      <m:rPr>
+                        <m:sty m:val="bi"/>
+                      </m:rPr>
+                      <w:rPr>
+                        <w:rFonts w:ascii="Cambria Math" w:hAnsi="Cambria Math"/>
+                        <w:sz w:val="16"/>
+                        <w:szCs w:val="16"/>
+                      </w:rPr>
+                      <m:t>n!</m:t>
+                    </m:r>
+                  </m:num>
+                  <m:den>
+                    <m:d>
+                      <m:dPr>
+                        <m:ctrlPr>
+                          <w:rPr>
+                            <w:rFonts w:ascii="Cambria Math" w:hAnsi="Cambria Math"/>
+                            <w:b/>
+                            <w:bCs/>
+                            <w:i/>
+                            <w:sz w:val="16"/>
+                            <w:szCs w:val="16"/>
+                          </w:rPr>
+                        </m:ctrlPr>
+                      </m:dPr>
+                      <m:e>
+                        <m:r>
+                          <m:rPr>
+                            <m:sty m:val="bi"/>
+                          </m:rPr>
+                          <w:rPr>
+                            <w:rFonts w:ascii="Cambria Math" w:hAnsi="Cambria Math"/>
+                            <w:sz w:val="16"/>
+                            <w:szCs w:val="16"/>
+                          </w:rPr>
+                          <m:t>n-r</m:t>
+                        </m:r>
+                      </m:e>
+                    </m:d>
+                    <m:r>
+                      <m:rPr>
+                        <m:sty m:val="bi"/>
+                      </m:rPr>
+                      <w:rPr>
+                        <w:rFonts w:ascii="Cambria Math" w:hAnsi="Cambria Math"/>
+                        <w:sz w:val="16"/>
+                        <w:szCs w:val="16"/>
+                      </w:rPr>
+                      <m:t>!</m:t>
+                    </m:r>
+                  </m:den>
+                </m:f>
+              </m:oMath>
+            </m:oMathPara>
+          </w:p>
+          <w:p>
+            <w:pPr>
+              <w:spacing w:after="160" w:line="259" w:lineRule="auto"/>
+              <w:cnfStyle w:val="000000000000" w:firstRow="0" w:lastRow="0" w:firstColumn="0" w:lastColumn="0" w:oddVBand="0" w:evenVBand="0" w:oddHBand="0" w:evenHBand="0" w:firstRowFirstColumn="0" w:firstRowLastColumn="0" w:lastRowFirstColumn="0" w:lastRowLastColumn="0"/>
+              <w:rPr>
+                <w:sz w:val="20"/>
+                <w:szCs w:val="20"/>
+              </w:rPr>
+            </w:pPr>
+          </w:p>
+        </w:tc>
+        <w:tc>
+          <w:tcPr>
+            <w:tcW w:w="1697" w:type="dxa"/>
+            <w:hideMark/>
+          </w:tcPr>
+          <w:p>
+            <w:pPr>
+              <w:spacing w:after="160" w:line="259" w:lineRule="auto"/>
+              <w:cnfStyle w:val="000000000000" w:firstRow="0" w:lastRow="0" w:firstColumn="0" w:lastColumn="0" w:oddVBand="0" w:evenVBand="0" w:oddHBand="0" w:evenHBand="0" w:firstRowFirstColumn="0" w:firstRowLastColumn="0" w:lastRowFirstColumn="0" w:lastRowLastColumn="0"/>
+              <w:rPr>
+                <w:sz w:val="20"/>
+                <w:szCs w:val="20"/>
+              </w:rPr>
+            </w:pPr>
+            <w:r>
+              <w:rPr>
+                <w:sz w:val="20"/>
+                <w:szCs w:val="20"/>
+              </w:rPr>
+              <w:t xml:space="preserve">Number of ways to select and arrange </w:t>
+            </w:r>
+            <w:r>
+              <w:rPr>
+                <w:b/>
+                <w:bCs/>
+                <w:sz w:val="20"/>
+                <w:szCs w:val="20"/>
+              </w:rPr>
+              <w:t>r objects from n distinct objects</w:t>
+            </w:r>
+          </w:p>
+        </w:tc>
+        <w:tc>
+          <w:tcPr>
+            <w:tcW w:w="0" w:type="auto"/>
+            <w:hideMark/>
+          </w:tcPr>
+          <w:p>
+            <w:pPr>
+              <w:spacing w:after="160" w:line="259" w:lineRule="auto"/>
+              <w:cnfStyle w:val="000000000000" w:firstRow="0" w:lastRow="0" w:firstColumn="0" w:lastColumn="0" w:oddVBand="0" w:evenVBand="0" w:oddHBand="0" w:evenHBand="0" w:firstRowFirstColumn="0" w:firstRowLastColumn="0" w:lastRowFirstColumn="0" w:lastRowLastColumn="0"/>
+              <w:rPr>
+                <w:sz w:val="20"/>
+                <w:szCs w:val="20"/>
+              </w:rPr>
+            </w:pPr>
+            <w:r>
+              <w:rPr>
+                <w:sz w:val="20"/>
+                <w:szCs w:val="20"/>
+              </w:rPr>
+              <w:t>First choose r objects, then arrange them. Order matters.</w:t>
+            </w:r>
+          </w:p>
+        </w:tc>
+        <w:tc>
+          <w:tcPr>
+            <w:tcW w:w="0" w:type="auto"/>
+            <w:hideMark/>
+          </w:tcPr>
+          <w:p>
+            <w:pPr>
+              <w:spacing w:after="160" w:line="259" w:lineRule="auto"/>
+              <w:cnfStyle w:val="000000000000" w:firstRow="0" w:lastRow="0" w:firstColumn="0" w:lastColumn="0" w:oddVBand="0" w:evenVBand="0" w:oddHBand="0" w:evenHBand="0" w:firstRowFirstColumn="0" w:firstRowLastColumn="0" w:lastRowFirstColumn="0" w:lastRowLastColumn="0"/>
+              <w:rPr>
+                <w:sz w:val="20"/>
+                <w:szCs w:val="20"/>
+              </w:rPr>
+            </w:pPr>
+            <w:r>
+              <w:rPr>
+                <w:sz w:val="20"/>
+                <w:szCs w:val="20"/>
+              </w:rPr>
+              <w:t>From {A,B,C,D}, arrange 2 → (</w:t>
+            </w:r>
+            <m:oMath>
+              <m:r>
+                <w:rPr>
+                  <w:rFonts w:ascii="Cambria Math" w:hAnsi="Cambria Math"/>
+                  <w:sz w:val="20"/>
+                  <w:szCs w:val="20"/>
+                </w:rPr>
+                <m:t>4P2=</m:t>
+              </m:r>
+              <m:f>
+                <m:fPr>
+                  <m:ctrlPr>
+                    <w:rPr>
+                      <w:rFonts w:ascii="Cambria Math" w:hAnsi="Cambria Math"/>
+                      <w:sz w:val="20"/>
+                      <w:szCs w:val="20"/>
+                    </w:rPr>
+                  </m:ctrlPr>
+                </m:fPr>
+                <m:num>
+                  <m:r>
+                    <w:rPr>
+                      <w:rFonts w:ascii="Cambria Math" w:hAnsi="Cambria Math"/>
+                      <w:sz w:val="20"/>
+                      <w:szCs w:val="20"/>
+                    </w:rPr>
+                    <m:t>4!</m:t>
+                  </m:r>
+                  <m:ctrlPr>
+                    <w:rPr>
+                      <w:rFonts w:ascii="Cambria Math" w:hAnsi="Cambria Math"/>
+                      <w:i/>
+                      <w:sz w:val="20"/>
+                      <w:szCs w:val="20"/>
+                    </w:rPr>
+                  </m:ctrlPr>
+                </m:num>
+                <m:den>
+                  <m:r>
+                    <w:rPr>
+                      <w:rFonts w:ascii="Cambria Math" w:hAnsi="Cambria Math"/>
+                      <w:sz w:val="20"/>
+                      <w:szCs w:val="20"/>
+                    </w:rPr>
+                    <m:t>2!</m:t>
+                  </m:r>
+                  <m:ctrlPr>
+                    <w:rPr>
+                      <w:rFonts w:ascii="Cambria Math" w:hAnsi="Cambria Math"/>
+                      <w:i/>
+                      <w:sz w:val="20"/>
+                      <w:szCs w:val="20"/>
+                    </w:rPr>
+                  </m:ctrlPr>
+                </m:den>
+              </m:f>
+              <m:r>
+                <w:rPr>
+                  <w:rFonts w:ascii="Cambria Math" w:hAnsi="Cambria Math"/>
+                  <w:sz w:val="20"/>
+                  <w:szCs w:val="20"/>
+                </w:rPr>
+                <m:t>=12</m:t>
+              </m:r>
+            </m:oMath>
+            <w:r>
+              <w:rPr>
+                <w:sz w:val="20"/>
+                <w:szCs w:val="20"/>
+              </w:rPr>
+              <w:t>)</w:t>
+            </w:r>
+          </w:p>
+        </w:tc>
+      </w:tr>
+      <w:tr>
+        <w:trPr>
+          <w:cnfStyle w:val="000000100000" w:firstRow="0" w:lastRow="0" w:firstColumn="0" w:lastColumn="0" w:oddVBand="0" w:evenVBand="0" w:oddHBand="1" w:evenHBand="0" w:firstRowFirstColumn="0" w:firstRowLastColumn="0" w:lastRowFirstColumn="0" w:lastRowLastColumn="0"/>
+        </w:trPr>
+        <w:tc>
+          <w:tcPr>
+            <w:cnfStyle w:val="001000000000" w:firstRow="0" w:lastRow="0" w:firstColumn="1" w:lastColumn="0" w:oddVBand="0" w:evenVBand="0" w:oddHBand="0" w:evenHBand="0" w:firstRowFirstColumn="0" w:firstRowLastColumn="0" w:lastRowFirstColumn="0" w:lastRowLastColumn="0"/>
+            <w:tcW w:w="0" w:type="auto"/>
+            <w:hideMark/>
+          </w:tcPr>
+          <w:p>
+            <w:pPr>
+              <w:spacing w:after="160" w:line="259" w:lineRule="auto"/>
+              <w:rPr>
+                <w:sz w:val="20"/>
+                <w:szCs w:val="20"/>
+              </w:rPr>
+            </w:pPr>
+            <w:r>
+              <w:rPr>
+                <w:sz w:val="20"/>
+                <w:szCs w:val="20"/>
+              </w:rPr>
+              <w:t>Permutation when all objects are not distinct (repeated objects)</w:t>
+            </w:r>
+            <w:r>
+              <w:rPr>
+                <w:sz w:val="20"/>
+                <w:szCs w:val="20"/>
+              </w:rPr>
+              <w:t>(</w:t>
+            </w:r>
+            <w:proofErr w:type="spellStart"/>
+            <w:r>
+              <w:rPr>
+                <w:sz w:val="20"/>
+                <w:szCs w:val="20"/>
+              </w:rPr>
+              <w:fldChar w:fldCharType="begin"/>
+            </w:r>
+            <w:r>
+              <w:rPr>
+                <w:sz w:val="20"/>
+                <w:szCs w:val="20"/>
+              </w:rPr>
+              <w:instrText>HYPERLINK "https://youtu.be/lXvnSsZ6vZc?si=xhyrEufKBp2gqrqO/"</w:instrText>
+            </w:r>
+            <w:r>
+              <w:rPr>
+                <w:sz w:val="20"/>
+                <w:szCs w:val="20"/>
+              </w:rPr>
+            </w:r>
+            <w:r>
+              <w:rPr>
+                <w:sz w:val="20"/>
+                <w:szCs w:val="20"/>
+              </w:rPr>
+              <w:fldChar w:fldCharType="separate"/>
+            </w:r>
+            <w:r>
+              <w:rPr>
+                <w:rStyle w:val="Hyperlink"/>
+                <w:b w:val="0"/>
+                <w:bCs w:val="0"/>
+                <w:sz w:val="20"/>
+                <w:szCs w:val="20"/>
+              </w:rPr>
+              <w:t>youtube</w:t>
+            </w:r>
+            <w:proofErr w:type="spellEnd"/>
+            <w:r>
+              <w:rPr>
+                <w:sz w:val="20"/>
+                <w:szCs w:val="20"/>
+              </w:rPr>
+              <w:fldChar w:fldCharType="end"/>
+            </w:r>
+            <w:r>
+              <w:rPr>
+                <w:sz w:val="20"/>
+                <w:szCs w:val="20"/>
+              </w:rPr>
+              <w:t xml:space="preserve">)  </w:t>
+            </w:r>
+          </w:p>
+        </w:tc>
+        <w:tc>
+          <w:tcPr>
+            <w:tcW w:w="1450" w:type="dxa"/>
+            <w:hideMark/>
+          </w:tcPr>
+          <w:p>
+            <w:pPr>
+              <w:spacing w:after="160" w:line="259" w:lineRule="auto"/>
+              <w:cnfStyle w:val="000000100000" w:firstRow="0" w:lastRow="0" w:firstColumn="0" w:lastColumn="0" w:oddVBand="0" w:evenVBand="0" w:oddHBand="1" w:evenHBand="0" w:firstRowFirstColumn="0" w:firstRowLastColumn="0" w:lastRowFirstColumn="0" w:lastRowLastColumn="0"/>
+              <w:rPr>
+                <w:sz w:val="20"/>
+                <w:szCs w:val="20"/>
+              </w:rPr>
+            </w:pPr>
+            <m:oMathPara>
+              <m:oMath>
+                <m:f>
+                  <m:fPr>
+                    <m:ctrlPr>
+                      <w:rPr>
+                        <w:rFonts w:ascii="Cambria Math" w:hAnsi="Cambria Math"/>
+                        <w:b/>
+                        <w:bCs/>
+                        <w:sz w:val="20"/>
+                        <w:szCs w:val="20"/>
+                      </w:rPr>
+                    </m:ctrlPr>
+                  </m:fPr>
+                  <m:num>
+                    <m:r>
+                      <m:rPr>
+                        <m:sty m:val="bi"/>
+                      </m:rPr>
+                      <w:rPr>
+                        <w:rFonts w:ascii="Cambria Math" w:hAnsi="Cambria Math"/>
+                        <w:sz w:val="20"/>
+                        <w:szCs w:val="20"/>
+                      </w:rPr>
+                      <m:t>n!</m:t>
+                    </m:r>
+                  </m:num>
+                  <m:den>
+                    <m:r>
+                      <m:rPr>
+                        <m:sty m:val="bi"/>
+                      </m:rPr>
+                      <w:rPr>
+                        <w:rFonts w:ascii="Cambria Math" w:hAnsi="Cambria Math"/>
+                        <w:sz w:val="20"/>
+                        <w:szCs w:val="20"/>
+                      </w:rPr>
+                      <m:t>n1</m:t>
+                    </m:r>
+                    <m:r>
+                      <m:rPr>
+                        <m:sty m:val="bi"/>
+                      </m:rPr>
+                      <w:rPr>
+                        <w:rFonts w:ascii="Cambria Math" w:hAnsi="Cambria Math"/>
+                        <w:sz w:val="20"/>
+                        <w:szCs w:val="20"/>
+                      </w:rPr>
+                      <m:t>!</m:t>
+                    </m:r>
+                    <m:r>
+                      <m:rPr>
+                        <m:sty m:val="bi"/>
+                      </m:rPr>
+                      <w:rPr>
+                        <w:rFonts w:ascii="Cambria Math" w:hAnsi="Cambria Math"/>
+                        <w:sz w:val="20"/>
+                        <w:szCs w:val="20"/>
+                      </w:rPr>
+                      <m:t>× n2!</m:t>
+                    </m:r>
+                  </m:den>
+                </m:f>
+              </m:oMath>
+            </m:oMathPara>
+          </w:p>
+        </w:tc>
+        <w:tc>
+          <w:tcPr>
+            <w:tcW w:w="1697" w:type="dxa"/>
+            <w:hideMark/>
+          </w:tcPr>
+          <w:p>
+            <w:pPr>
+              <w:spacing w:after="160" w:line="259" w:lineRule="auto"/>
+              <w:cnfStyle w:val="000000100000" w:firstRow="0" w:lastRow="0" w:firstColumn="0" w:lastColumn="0" w:oddVBand="0" w:evenVBand="0" w:oddHBand="1" w:evenHBand="0" w:firstRowFirstColumn="0" w:firstRowLastColumn="0" w:lastRowFirstColumn="0" w:lastRowLastColumn="0"/>
+              <w:rPr>
+                <w:sz w:val="20"/>
+                <w:szCs w:val="20"/>
+              </w:rPr>
+            </w:pPr>
+            <w:r>
+              <w:rPr>
+                <w:sz w:val="20"/>
+                <w:szCs w:val="20"/>
+              </w:rPr>
+              <w:t>Used when some objects are identical</w:t>
+            </w:r>
+          </w:p>
+        </w:tc>
+        <w:tc>
+          <w:tcPr>
+            <w:tcW w:w="0" w:type="auto"/>
+            <w:hideMark/>
+          </w:tcPr>
+          <w:p>
+            <w:pPr>
+              <w:spacing w:after="160" w:line="259" w:lineRule="auto"/>
+              <w:cnfStyle w:val="000000100000" w:firstRow="0" w:lastRow="0" w:firstColumn="0" w:lastColumn="0" w:oddVBand="0" w:evenVBand="0" w:oddHBand="1" w:evenHBand="0" w:firstRowFirstColumn="0" w:firstRowLastColumn="0" w:lastRowFirstColumn="0" w:lastRowLastColumn="0"/>
+              <w:rPr>
+                <w:sz w:val="20"/>
+                <w:szCs w:val="20"/>
+              </w:rPr>
+            </w:pPr>
+            <w:r>
+              <w:rPr>
+                <w:sz w:val="20"/>
+                <w:szCs w:val="20"/>
+              </w:rPr>
+              <w:t>Divide by factorial of repeated items because identical objects produce duplicate arrangements</w:t>
+            </w:r>
+          </w:p>
+        </w:tc>
+        <w:tc>
+          <w:tcPr>
+            <w:tcW w:w="0" w:type="auto"/>
+            <w:hideMark/>
+          </w:tcPr>
+          <w:p>
+            <w:pPr>
+              <w:spacing w:after="160" w:line="259" w:lineRule="auto"/>
+              <w:cnfStyle w:val="000000100000" w:firstRow="0" w:lastRow="0" w:firstColumn="0" w:lastColumn="0" w:oddVBand="0" w:evenVBand="0" w:oddHBand="1" w:evenHBand="0" w:firstRowFirstColumn="0" w:firstRowLastColumn="0" w:lastRowFirstColumn="0" w:lastRowLastColumn="0"/>
+              <w:rPr>
+                <w:sz w:val="20"/>
+                <w:szCs w:val="20"/>
+              </w:rPr>
+            </w:pPr>
+            <w:r>
+              <w:rPr>
+                <w:sz w:val="20"/>
+                <w:szCs w:val="20"/>
+              </w:rPr>
+              <w:t xml:space="preserve">Word </w:t>
+            </w:r>
+            <w:r>
+              <w:rPr>
+                <w:b/>
+                <w:bCs/>
+                <w:sz w:val="20"/>
+                <w:szCs w:val="20"/>
+              </w:rPr>
+              <w:t>BALLOON</w:t>
+            </w:r>
+            <w:r>
+              <w:rPr>
+                <w:sz w:val="20"/>
+                <w:szCs w:val="20"/>
+              </w:rPr>
+              <w:t xml:space="preserve"> (7 letters, L repeated 2 times, O repeated 2 times) → ( </w:t>
+            </w:r>
+            <m:oMath>
+              <m:f>
+                <m:fPr>
+                  <m:ctrlPr>
+                    <w:rPr>
+                      <w:rFonts w:ascii="Cambria Math" w:hAnsi="Cambria Math"/>
+                      <w:sz w:val="20"/>
+                      <w:szCs w:val="20"/>
+                    </w:rPr>
+                  </m:ctrlPr>
+                </m:fPr>
+                <m:num>
+                  <m:r>
+                    <w:rPr>
+                      <w:rFonts w:ascii="Cambria Math" w:hAnsi="Cambria Math"/>
+                      <w:sz w:val="20"/>
+                      <w:szCs w:val="20"/>
+                    </w:rPr>
+                    <m:t>7!</m:t>
+                  </m:r>
+                  <m:ctrlPr>
+                    <w:rPr>
+                      <w:rFonts w:ascii="Cambria Math" w:hAnsi="Cambria Math"/>
+                      <w:i/>
+                      <w:sz w:val="20"/>
+                      <w:szCs w:val="20"/>
+                    </w:rPr>
+                  </m:ctrlPr>
+                </m:num>
+                <m:den>
+                  <m:r>
+                    <w:rPr>
+                      <w:rFonts w:ascii="Cambria Math" w:hAnsi="Cambria Math"/>
+                      <w:sz w:val="20"/>
+                      <w:szCs w:val="20"/>
+                    </w:rPr>
+                    <m:t>2!2!</m:t>
+                  </m:r>
+                  <m:ctrlPr>
+                    <w:rPr>
+                      <w:rFonts w:ascii="Cambria Math" w:hAnsi="Cambria Math"/>
+                      <w:i/>
+                      <w:sz w:val="20"/>
+                      <w:szCs w:val="20"/>
+                    </w:rPr>
+                  </m:ctrlPr>
+                </m:den>
+              </m:f>
+              <m:r>
+                <w:rPr>
+                  <w:rFonts w:ascii="Cambria Math" w:hAnsi="Cambria Math"/>
+                  <w:sz w:val="20"/>
+                  <w:szCs w:val="20"/>
+                </w:rPr>
+                <m:t>=</m:t>
+              </m:r>
+            </m:oMath>
+            <w:r>
+              <w:rPr>
+                <w:sz w:val="20"/>
+                <w:szCs w:val="20"/>
+              </w:rPr>
+              <w:t>1260 )</w:t>
+            </w:r>
+          </w:p>
+        </w:tc>
+      </w:tr>
+      <w:tr>
+        <w:tc>
+          <w:tcPr>
+            <w:cnfStyle w:val="001000000000" w:firstRow="0" w:lastRow="0" w:firstColumn="1" w:lastColumn="0" w:oddVBand="0" w:evenVBand="0" w:oddHBand="0" w:evenHBand="0" w:firstRowFirstColumn="0" w:firstRowLastColumn="0" w:lastRowFirstColumn="0" w:lastRowLastColumn="0"/>
+            <w:tcW w:w="0" w:type="auto"/>
+            <w:hideMark/>
+          </w:tcPr>
+          <w:p>
+            <w:pPr>
+              <w:spacing w:after="160" w:line="259" w:lineRule="auto"/>
+              <w:rPr>
+                <w:sz w:val="20"/>
+                <w:szCs w:val="20"/>
+              </w:rPr>
+            </w:pPr>
+            <w:r>
+              <w:rPr>
+                <w:sz w:val="20"/>
+                <w:szCs w:val="20"/>
+              </w:rPr>
+              <w:t>Permutation with repeated objects allowed</w:t>
+            </w:r>
+          </w:p>
+        </w:tc>
+        <w:tc>
+          <w:tcPr>
+            <w:tcW w:w="1450" w:type="dxa"/>
+            <w:hideMark/>
+          </w:tcPr>
+          <w:p>
+            <w:pPr>
+              <w:spacing w:after="160" w:line="259" w:lineRule="auto"/>
+              <w:cnfStyle w:val="000000000000" w:firstRow="0" w:lastRow="0" w:firstColumn="0" w:lastColumn="0" w:oddVBand="0" w:evenVBand="0" w:oddHBand="0" w:evenHBand="0" w:firstRowFirstColumn="0" w:firstRowLastColumn="0" w:lastRowFirstColumn="0" w:lastRowLastColumn="0"/>
+              <w:rPr>
+                <w:sz w:val="20"/>
+                <w:szCs w:val="20"/>
+              </w:rPr>
+            </w:pPr>
+            <m:oMathPara>
+              <m:oMath>
+                <m:r>
+                  <w:rPr>
+                    <w:rFonts w:ascii="Cambria Math" w:eastAsiaTheme="minorEastAsia" w:hAnsi="Cambria Math"/>
+                    <w:sz w:val="20"/>
+                    <w:szCs w:val="20"/>
+                  </w:rPr>
+                  <m:t xml:space="preserve"> </m:t>
+                </m:r>
+                <m:sSup>
+                  <m:sSupPr>
+                    <m:ctrlPr>
+                      <w:rPr>
+                        <w:rFonts w:ascii="Cambria Math" w:eastAsiaTheme="minorEastAsia" w:hAnsi="Cambria Math"/>
+                        <w:i/>
+                        <w:sz w:val="20"/>
+                        <w:szCs w:val="20"/>
+                      </w:rPr>
+                    </m:ctrlPr>
+                  </m:sSupPr>
+                  <m:e>
+                    <m:r>
+                      <w:rPr>
+                        <w:rFonts w:ascii="Cambria Math" w:eastAsiaTheme="minorEastAsia" w:hAnsi="Cambria Math"/>
+                        <w:sz w:val="20"/>
+                        <w:szCs w:val="20"/>
+                      </w:rPr>
+                      <m:t>n</m:t>
+                    </m:r>
+                  </m:e>
+                  <m:sup>
+                    <m:r>
+                      <w:rPr>
+                        <w:rFonts w:ascii="Cambria Math" w:eastAsiaTheme="minorEastAsia" w:hAnsi="Cambria Math"/>
+                        <w:sz w:val="20"/>
+                        <w:szCs w:val="20"/>
+                      </w:rPr>
+                      <m:t>r</m:t>
+                    </m:r>
+                  </m:sup>
+                </m:sSup>
+              </m:oMath>
+            </m:oMathPara>
+          </w:p>
+        </w:tc>
+        <w:tc>
+          <w:tcPr>
+            <w:tcW w:w="1697" w:type="dxa"/>
+            <w:hideMark/>
+          </w:tcPr>
+          <w:p>
+            <w:pPr>
+              <w:spacing w:after="160" w:line="259" w:lineRule="auto"/>
+              <w:cnfStyle w:val="000000000000" w:firstRow="0" w:lastRow="0" w:firstColumn="0" w:lastColumn="0" w:oddVBand="0" w:evenVBand="0" w:oddHBand="0" w:evenHBand="0" w:firstRowFirstColumn="0" w:firstRowLastColumn="0" w:lastRowFirstColumn="0" w:lastRowLastColumn="0"/>
+              <w:rPr>
+                <w:sz w:val="20"/>
+                <w:szCs w:val="20"/>
+              </w:rPr>
+            </w:pPr>
+            <w:r>
+              <w:rPr>
+                <w:sz w:val="20"/>
+                <w:szCs w:val="20"/>
+              </w:rPr>
+              <w:t>Each position can be filled with any of the n objects repeatedly</w:t>
+            </w:r>
+          </w:p>
+        </w:tc>
+        <w:tc>
+          <w:tcPr>
+            <w:tcW w:w="0" w:type="auto"/>
+            <w:hideMark/>
+          </w:tcPr>
+          <w:p>
+            <w:pPr>
+              <w:spacing w:after="160" w:line="259" w:lineRule="auto"/>
+              <w:cnfStyle w:val="000000000000" w:firstRow="0" w:lastRow="0" w:firstColumn="0" w:lastColumn="0" w:oddVBand="0" w:evenVBand="0" w:oddHBand="0" w:evenHBand="0" w:firstRowFirstColumn="0" w:firstRowLastColumn="0" w:lastRowFirstColumn="0" w:lastRowLastColumn="0"/>
+              <w:rPr>
+                <w:sz w:val="20"/>
+                <w:szCs w:val="20"/>
+              </w:rPr>
+            </w:pPr>
+            <w:r>
+              <w:rPr>
+                <w:sz w:val="20"/>
+                <w:szCs w:val="20"/>
+              </w:rPr>
+              <w:t>Objects can repeat in arrangement</w:t>
+            </w:r>
+          </w:p>
+        </w:tc>
+        <w:tc>
+          <w:tcPr>
+            <w:tcW w:w="0" w:type="auto"/>
+            <w:hideMark/>
+          </w:tcPr>
+          <w:p>
+            <w:pPr>
+              <w:spacing w:after="160" w:line="259" w:lineRule="auto"/>
+              <w:cnfStyle w:val="000000000000" w:firstRow="0" w:lastRow="0" w:firstColumn="0" w:lastColumn="0" w:oddVBand="0" w:evenVBand="0" w:oddHBand="0" w:evenHBand="0" w:firstRowFirstColumn="0" w:firstRowLastColumn="0" w:lastRowFirstColumn="0" w:lastRowLastColumn="0"/>
+              <w:rPr>
+                <w:sz w:val="20"/>
+                <w:szCs w:val="20"/>
+              </w:rPr>
+            </w:pPr>
+            <w:r>
+              <w:rPr>
+                <w:sz w:val="20"/>
+                <w:szCs w:val="20"/>
+              </w:rPr>
+              <w:t>Form 3-digit numbers using {1,2,3} → (3^3 = 27)</w:t>
+            </w:r>
+          </w:p>
+        </w:tc>
+      </w:tr>
+      <w:tr>
+        <w:trPr>
+          <w:cnfStyle w:val="000000100000" w:firstRow="0" w:lastRow="0" w:firstColumn="0" w:lastColumn="0" w:oddVBand="0" w:evenVBand="0" w:oddHBand="1" w:evenHBand="0" w:firstRowFirstColumn="0" w:firstRowLastColumn="0" w:lastRowFirstColumn="0" w:lastRowLastColumn="0"/>
+        </w:trPr>
+        <w:tc>
+          <w:tcPr>
+            <w:cnfStyle w:val="001000000000" w:firstRow="0" w:lastRow="0" w:firstColumn="1" w:lastColumn="0" w:oddVBand="0" w:evenVBand="0" w:oddHBand="0" w:evenHBand="0" w:firstRowFirstColumn="0" w:firstRowLastColumn="0" w:lastRowFirstColumn="0" w:lastRowLastColumn="0"/>
+            <w:tcW w:w="0" w:type="auto"/>
+            <w:hideMark/>
+          </w:tcPr>
+          <w:p>
+            <w:pPr>
+              <w:spacing w:after="160" w:line="259" w:lineRule="auto"/>
+              <w:rPr>
+                <w:sz w:val="20"/>
+                <w:szCs w:val="20"/>
+              </w:rPr>
+            </w:pPr>
+            <w:r>
+              <w:rPr>
+                <w:sz w:val="20"/>
+                <w:szCs w:val="20"/>
+              </w:rPr>
+              <w:t>Circular Permutation (different objects)</w:t>
+            </w:r>
+          </w:p>
+        </w:tc>
+        <w:tc>
+          <w:tcPr>
+            <w:tcW w:w="1450" w:type="dxa"/>
+            <w:hideMark/>
+          </w:tcPr>
+          <w:p>
+            <w:pPr>
+              <w:spacing w:after="160" w:line="259" w:lineRule="auto"/>
+              <w:cnfStyle w:val="000000100000" w:firstRow="0" w:lastRow="0" w:firstColumn="0" w:lastColumn="0" w:oddVBand="0" w:evenVBand="0" w:oddHBand="1" w:evenHBand="0" w:firstRowFirstColumn="0" w:firstRowLastColumn="0" w:lastRowFirstColumn="0" w:lastRowLastColumn="0"/>
+              <w:rPr>
+                <w:sz w:val="20"/>
+                <w:szCs w:val="20"/>
+              </w:rPr>
+            </w:pPr>
+            <m:oMathPara>
+              <m:oMath>
+                <m:r>
+                  <w:rPr>
+                    <w:rFonts w:ascii="Cambria Math" w:hAnsi="Cambria Math"/>
+                    <w:sz w:val="20"/>
+                    <w:szCs w:val="20"/>
+                  </w:rPr>
+                  <m:t xml:space="preserve">(n-1)! </m:t>
+                </m:r>
+              </m:oMath>
+            </m:oMathPara>
+          </w:p>
+        </w:tc>
+        <w:tc>
+          <w:tcPr>
+            <w:tcW w:w="1697" w:type="dxa"/>
+            <w:hideMark/>
+          </w:tcPr>
+          <w:p>
+            <w:pPr>
+              <w:spacing w:after="160" w:line="259" w:lineRule="auto"/>
+              <w:cnfStyle w:val="000000100000" w:firstRow="0" w:lastRow="0" w:firstColumn="0" w:lastColumn="0" w:oddVBand="0" w:evenVBand="0" w:oddHBand="1" w:evenHBand="0" w:firstRowFirstColumn="0" w:firstRowLastColumn="0" w:lastRowFirstColumn="0" w:lastRowLastColumn="0"/>
+              <w:rPr>
+                <w:sz w:val="20"/>
+                <w:szCs w:val="20"/>
+              </w:rPr>
+            </w:pPr>
+            <w:r>
+              <w:rPr>
+                <w:sz w:val="20"/>
+                <w:szCs w:val="20"/>
+              </w:rPr>
+              <w:t xml:space="preserve">Arrangement of objects around a </w:t>
+            </w:r>
+            <w:r>
+              <w:rPr>
+                <w:b/>
+                <w:bCs/>
+                <w:sz w:val="20"/>
+                <w:szCs w:val="20"/>
+              </w:rPr>
+              <w:t>circle</w:t>
+            </w:r>
+          </w:p>
+        </w:tc>
+        <w:tc>
+          <w:tcPr>
+            <w:tcW w:w="0" w:type="auto"/>
+            <w:hideMark/>
+          </w:tcPr>
+          <w:p>
+            <w:pPr>
+              <w:spacing w:after="160" w:line="259" w:lineRule="auto"/>
+              <w:cnfStyle w:val="000000100000" w:firstRow="0" w:lastRow="0" w:firstColumn="0" w:lastColumn="0" w:oddVBand="0" w:evenVBand="0" w:oddHBand="1" w:evenHBand="0" w:firstRowFirstColumn="0" w:firstRowLastColumn="0" w:lastRowFirstColumn="0" w:lastRowLastColumn="0"/>
+              <w:rPr>
+                <w:sz w:val="20"/>
+                <w:szCs w:val="20"/>
+              </w:rPr>
+            </w:pPr>
+            <w:r>
+              <w:rPr>
+                <w:sz w:val="20"/>
+                <w:szCs w:val="20"/>
+              </w:rPr>
+              <w:t>In a circle, rotations are considered same, so fix one position and arrange remaining</w:t>
+            </w:r>
+          </w:p>
+        </w:tc>
+        <w:tc>
+          <w:tcPr>
+            <w:tcW w:w="0" w:type="auto"/>
+            <w:hideMark/>
+          </w:tcPr>
+          <w:p>
+            <w:pPr>
+              <w:spacing w:after="160" w:line="259" w:lineRule="auto"/>
+              <w:cnfStyle w:val="000000100000" w:firstRow="0" w:lastRow="0" w:firstColumn="0" w:lastColumn="0" w:oddVBand="0" w:evenVBand="0" w:oddHBand="1" w:evenHBand="0" w:firstRowFirstColumn="0" w:firstRowLastColumn="0" w:lastRowFirstColumn="0" w:lastRowLastColumn="0"/>
+              <w:rPr>
+                <w:sz w:val="20"/>
+                <w:szCs w:val="20"/>
+              </w:rPr>
+            </w:pPr>
+            <w:r>
+              <w:rPr>
+                <w:sz w:val="20"/>
+                <w:szCs w:val="20"/>
+              </w:rPr>
+              <w:t>5 people around a round table → ( (5-1)! = 24 )</w:t>
+            </w:r>
+          </w:p>
+        </w:tc>
+      </w:tr>
+      <w:tr>
+        <w:tc>
+          <w:tcPr>
+            <w:cnfStyle w:val="001000000000" w:firstRow="0" w:lastRow="0" w:firstColumn="1" w:lastColumn="0" w:oddVBand="0" w:evenVBand="0" w:oddHBand="0" w:evenHBand="0" w:firstRowFirstColumn="0" w:firstRowLastColumn="0" w:lastRowFirstColumn="0" w:lastRowLastColumn="0"/>
+            <w:tcW w:w="0" w:type="auto"/>
+            <w:hideMark/>
+          </w:tcPr>
+          <w:p>
+            <w:pPr>
+              <w:spacing w:after="160" w:line="259" w:lineRule="auto"/>
+              <w:rPr>
+                <w:sz w:val="20"/>
+                <w:szCs w:val="20"/>
+              </w:rPr>
+            </w:pPr>
+            <w:r>
+              <w:rPr>
+                <w:sz w:val="20"/>
+                <w:szCs w:val="20"/>
+              </w:rPr>
+              <w:t>Circular Permutation (necklace or bracelet)</w:t>
+            </w:r>
+          </w:p>
+        </w:tc>
+        <w:tc>
+          <w:tcPr>
+            <w:tcW w:w="1450" w:type="dxa"/>
+            <w:hideMark/>
+          </w:tcPr>
+          <w:p>
+            <w:pPr>
+              <w:spacing w:after="160" w:line="259" w:lineRule="auto"/>
+              <w:cnfStyle w:val="000000000000" w:firstRow="0" w:lastRow="0" w:firstColumn="0" w:lastColumn="0" w:oddVBand="0" w:evenVBand="0" w:oddHBand="0" w:evenHBand="0" w:firstRowFirstColumn="0" w:firstRowLastColumn="0" w:lastRowFirstColumn="0" w:lastRowLastColumn="0"/>
+              <w:rPr>
+                <w:sz w:val="20"/>
+                <w:szCs w:val="20"/>
+              </w:rPr>
+            </w:pPr>
+            <m:oMathPara>
+              <m:oMath>
+                <m:f>
+                  <m:fPr>
+                    <m:ctrlPr>
+                      <w:rPr>
+                        <w:rFonts w:ascii="Cambria Math" w:hAnsi="Cambria Math"/>
+                        <w:b/>
+                        <w:bCs/>
+                        <w:sz w:val="20"/>
+                        <w:szCs w:val="20"/>
+                      </w:rPr>
+                    </m:ctrlPr>
+                  </m:fPr>
+                  <m:num>
+                    <m:r>
+                      <m:rPr>
+                        <m:sty m:val="bi"/>
+                      </m:rPr>
+                      <w:rPr>
+                        <w:rFonts w:ascii="Cambria Math" w:hAnsi="Cambria Math"/>
+                        <w:sz w:val="20"/>
+                        <w:szCs w:val="20"/>
+                      </w:rPr>
+                      <m:t>(</m:t>
+                    </m:r>
+                    <m:r>
+                      <m:rPr>
+                        <m:sty m:val="bi"/>
+                      </m:rPr>
+                      <w:rPr>
+                        <w:rFonts w:ascii="Cambria Math" w:hAnsi="Cambria Math"/>
+                        <w:sz w:val="20"/>
+                        <w:szCs w:val="20"/>
+                      </w:rPr>
+                      <m:t>n</m:t>
+                    </m:r>
+                    <m:r>
+                      <m:rPr>
+                        <m:sty m:val="bi"/>
+                      </m:rPr>
+                      <w:rPr>
+                        <w:rFonts w:ascii="Cambria Math" w:hAnsi="Cambria Math"/>
+                        <w:sz w:val="20"/>
+                        <w:szCs w:val="20"/>
+                      </w:rPr>
+                      <m:t>-1)</m:t>
+                    </m:r>
+                    <m:r>
+                      <m:rPr>
+                        <m:sty m:val="bi"/>
+                      </m:rPr>
+                      <w:rPr>
+                        <w:rFonts w:ascii="Cambria Math" w:hAnsi="Cambria Math"/>
+                        <w:sz w:val="20"/>
+                        <w:szCs w:val="20"/>
+                      </w:rPr>
+                      <m:t>!</m:t>
+                    </m:r>
+                  </m:num>
+                  <m:den>
+                    <m:r>
+                      <m:rPr>
+                        <m:sty m:val="bi"/>
+                      </m:rPr>
+                      <w:rPr>
+                        <w:rFonts w:ascii="Cambria Math" w:hAnsi="Cambria Math"/>
+                        <w:sz w:val="20"/>
+                        <w:szCs w:val="20"/>
+                      </w:rPr>
+                      <m:t>2</m:t>
+                    </m:r>
+                  </m:den>
+                </m:f>
+              </m:oMath>
+            </m:oMathPara>
+          </w:p>
+        </w:tc>
+        <w:tc>
+          <w:tcPr>
+            <w:tcW w:w="1697" w:type="dxa"/>
+            <w:hideMark/>
+          </w:tcPr>
+          <w:p>
+            <w:pPr>
+              <w:spacing w:after="160" w:line="259" w:lineRule="auto"/>
+              <w:cnfStyle w:val="000000000000" w:firstRow="0" w:lastRow="0" w:firstColumn="0" w:lastColumn="0" w:oddVBand="0" w:evenVBand="0" w:oddHBand="0" w:evenHBand="0" w:firstRowFirstColumn="0" w:firstRowLastColumn="0" w:lastRowFirstColumn="0" w:lastRowLastColumn="0"/>
+              <w:rPr>
+                <w:sz w:val="20"/>
+                <w:szCs w:val="20"/>
+              </w:rPr>
+            </w:pPr>
+            <w:r>
+              <w:rPr>
+                <w:sz w:val="20"/>
+                <w:szCs w:val="20"/>
+              </w:rPr>
+              <w:t xml:space="preserve">Circular arrangement where </w:t>
+            </w:r>
+            <w:r>
+              <w:rPr>
+                <w:b/>
+                <w:bCs/>
+                <w:sz w:val="20"/>
+                <w:szCs w:val="20"/>
+              </w:rPr>
+              <w:t>clockwise and anticlockwise are same</w:t>
+            </w:r>
+          </w:p>
+        </w:tc>
+        <w:tc>
+          <w:tcPr>
+            <w:tcW w:w="0" w:type="auto"/>
+            <w:hideMark/>
+          </w:tcPr>
+          <w:p>
+            <w:pPr>
+              <w:spacing w:after="160" w:line="259" w:lineRule="auto"/>
+              <w:cnfStyle w:val="000000000000" w:firstRow="0" w:lastRow="0" w:firstColumn="0" w:lastColumn="0" w:oddVBand="0" w:evenVBand="0" w:oddHBand="0" w:evenHBand="0" w:firstRowFirstColumn="0" w:firstRowLastColumn="0" w:lastRowFirstColumn="0" w:lastRowLastColumn="0"/>
+              <w:rPr>
+                <w:sz w:val="20"/>
+                <w:szCs w:val="20"/>
+              </w:rPr>
+            </w:pPr>
+            <w:r>
+              <w:rPr>
+                <w:sz w:val="20"/>
+                <w:szCs w:val="20"/>
+              </w:rPr>
+              <w:t>Used in necklaces or garlands</w:t>
+            </w:r>
+          </w:p>
+        </w:tc>
+        <w:tc>
+          <w:tcPr>
+            <w:tcW w:w="0" w:type="auto"/>
+            <w:hideMark/>
+          </w:tcPr>
+          <w:p>
+            <w:pPr>
+              <w:spacing w:after="160" w:line="259" w:lineRule="auto"/>
+              <w:cnfStyle w:val="000000000000" w:firstRow="0" w:lastRow="0" w:firstColumn="0" w:lastColumn="0" w:oddVBand="0" w:evenVBand="0" w:oddHBand="0" w:evenHBand="0" w:firstRowFirstColumn="0" w:firstRowLastColumn="0" w:lastRowFirstColumn="0" w:lastRowLastColumn="0"/>
+              <w:rPr>
+                <w:sz w:val="20"/>
+                <w:szCs w:val="20"/>
+              </w:rPr>
+            </w:pPr>
+            <w:r>
+              <w:rPr>
+                <w:sz w:val="20"/>
+                <w:szCs w:val="20"/>
+              </w:rPr>
+              <w:t>6 beads in necklace → ( \frac{5!}{2} = 60 )</w:t>
+            </w:r>
+          </w:p>
+        </w:tc>
+      </w:tr>
+    </w:tbl>
+    <w:p>
+      <w:pPr>
+        <w:rPr>
+          <w:sz w:val="20"/>
+          <w:szCs w:val="20"/>
+        </w:rPr>
+      </w:pPr>
+      <w:r>
+        <w:rPr>
+          <w:sz w:val="20"/>
+          <w:szCs w:val="20"/>
+        </w:rPr>
+        <w:pict w14:anchorId="2C8FFC02">
+          <v:rect id="_x0000_i1172" style="width:0;height:1.5pt" o:hralign="center" o:hrstd="t" o:hr="t" fillcolor="#a0a0a0" stroked="f"/>
+        </w:pict>
+      </w:r>
+    </w:p>
+    <w:p>
+      <w:pPr>
+        <w:rPr>
+          <w:b/>
+          <w:bCs/>
+          <w:sz w:val="20"/>
+          <w:szCs w:val="20"/>
+        </w:rPr>
+      </w:pPr>
+      <w:r>
+        <w:rPr>
+          <w:b/>
+          <w:bCs/>
+          <w:sz w:val="20"/>
+          <w:szCs w:val="20"/>
+        </w:rPr>
+        <w:t>Quick Recall (Exam Ready)</w:t>
+      </w:r>
+    </w:p>
+    <w:tbl>
+      <w:tblPr>
+        <w:tblStyle w:val="PlainTable1"/>
+        <w:tblW w:w="0" w:type="auto"/>
+        <w:tblLook w:val="04A0" w:firstRow="1" w:lastRow="0" w:firstColumn="1" w:lastColumn="0" w:noHBand="0" w:noVBand="1"/>
+      </w:tblPr>
+      <w:tblGrid>
+        <w:gridCol w:w="2445"/>
+        <w:gridCol w:w="1259"/>
+      </w:tblGrid>
+      <w:tr>
+        <w:trPr>
+          <w:cnfStyle w:val="100000000000" w:firstRow="1" w:lastRow="0" w:firstColumn="0" w:lastColumn="0" w:oddVBand="0" w:evenVBand="0" w:oddHBand="0" w:evenHBand="0" w:firstRowFirstColumn="0" w:firstRowLastColumn="0" w:lastRowFirstColumn="0" w:lastRowLastColumn="0"/>
+        </w:trPr>
+        <w:tc>
+          <w:tcPr>
+            <w:cnfStyle w:val="001000000000" w:firstRow="0" w:lastRow="0" w:firstColumn="1" w:lastColumn="0" w:oddVBand="0" w:evenVBand="0" w:oddHBand="0" w:evenHBand="0" w:firstRowFirstColumn="0" w:firstRowLastColumn="0" w:lastRowFirstColumn="0" w:lastRowLastColumn="0"/>
+            <w:tcW w:w="0" w:type="auto"/>
+            <w:hideMark/>
+          </w:tcPr>
+          <w:p>
+            <w:pPr>
+              <w:spacing w:after="160" w:line="259" w:lineRule="auto"/>
+              <w:rPr>
+                <w:sz w:val="20"/>
+                <w:szCs w:val="20"/>
+              </w:rPr>
+            </w:pPr>
+            <w:r>
+              <w:rPr>
+                <w:sz w:val="20"/>
+                <w:szCs w:val="20"/>
+              </w:rPr>
+              <w:t>Case</w:t>
+            </w:r>
+          </w:p>
+        </w:tc>
+        <w:tc>
+          <w:tcPr>
+            <w:tcW w:w="0" w:type="auto"/>
+            <w:hideMark/>
+          </w:tcPr>
+          <w:p>
+            <w:pPr>
+              <w:spacing w:after="160" w:line="259" w:lineRule="auto"/>
+              <w:cnfStyle w:val="100000000000" w:firstRow="1" w:lastRow="0" w:firstColumn="0" w:lastColumn="0" w:oddVBand="0" w:evenVBand="0" w:oddHBand="0" w:evenHBand="0" w:firstRowFirstColumn="0" w:firstRowLastColumn="0" w:lastRowFirstColumn="0" w:lastRowLastColumn="0"/>
+              <w:rPr>
+                <w:sz w:val="20"/>
+                <w:szCs w:val="20"/>
+              </w:rPr>
+            </w:pPr>
+            <w:r>
+              <w:rPr>
+                <w:sz w:val="20"/>
+                <w:szCs w:val="20"/>
+              </w:rPr>
+              <w:t>Formula</w:t>
+            </w:r>
+          </w:p>
+        </w:tc>
+      </w:tr>
+      <w:tr>
+        <w:trPr>
+          <w:cnfStyle w:val="000000100000" w:firstRow="0" w:lastRow="0" w:firstColumn="0" w:lastColumn="0" w:oddVBand="0" w:evenVBand="0" w:oddHBand="1" w:evenHBand="0" w:firstRowFirstColumn="0" w:firstRowLastColumn="0" w:lastRowFirstColumn="0" w:lastRowLastColumn="0"/>
+        </w:trPr>
+        <w:tc>
+          <w:tcPr>
+            <w:cnfStyle w:val="001000000000" w:firstRow="0" w:lastRow="0" w:firstColumn="1" w:lastColumn="0" w:oddVBand="0" w:evenVBand="0" w:oddHBand="0" w:evenHBand="0" w:firstRowFirstColumn="0" w:firstRowLastColumn="0" w:lastRowFirstColumn="0" w:lastRowLastColumn="0"/>
+            <w:tcW w:w="0" w:type="auto"/>
+            <w:hideMark/>
+          </w:tcPr>
+          <w:p>
+            <w:pPr>
+              <w:spacing w:after="160" w:line="259" w:lineRule="auto"/>
+              <w:rPr>
+                <w:sz w:val="20"/>
+                <w:szCs w:val="20"/>
+              </w:rPr>
+            </w:pPr>
+            <w:r>
+              <w:rPr>
+                <w:sz w:val="20"/>
+                <w:szCs w:val="20"/>
+              </w:rPr>
+              <w:t>Arrange n distinct objects</w:t>
+            </w:r>
+          </w:p>
+        </w:tc>
+        <w:tc>
+          <w:tcPr>
+            <w:tcW w:w="0" w:type="auto"/>
+            <w:hideMark/>
+          </w:tcPr>
+          <w:p>
+            <w:pPr>
+              <w:spacing w:after="160" w:line="259" w:lineRule="auto"/>
+              <w:cnfStyle w:val="000000100000" w:firstRow="0" w:lastRow="0" w:firstColumn="0" w:lastColumn="0" w:oddVBand="0" w:evenVBand="0" w:oddHBand="1" w:evenHBand="0" w:firstRowFirstColumn="0" w:firstRowLastColumn="0" w:lastRowFirstColumn="0" w:lastRowLastColumn="0"/>
+              <w:rPr>
+                <w:sz w:val="20"/>
+                <w:szCs w:val="20"/>
+              </w:rPr>
+            </w:pPr>
+            <m:oMathPara>
+              <m:oMath>
+                <m:r>
+                  <m:rPr>
+                    <m:sty m:val="b"/>
+                  </m:rPr>
+                  <w:rPr>
+                    <w:rFonts w:ascii="Cambria Math" w:hAnsi="Cambria Math"/>
+                    <w:sz w:val="20"/>
+                    <w:szCs w:val="20"/>
+                  </w:rPr>
+                  <m:t>nPn</m:t>
+                </m:r>
+                <m:r>
+                  <m:rPr>
+                    <m:sty m:val="bi"/>
+                  </m:rPr>
+                  <w:rPr>
+                    <w:rFonts w:ascii="Cambria Math" w:hAnsi="Cambria Math"/>
+                    <w:sz w:val="20"/>
+                    <w:szCs w:val="20"/>
+                  </w:rPr>
+                  <m:t>=</m:t>
+                </m:r>
+                <m:r>
+                  <m:rPr>
+                    <m:sty m:val="bi"/>
+                  </m:rPr>
+                  <w:rPr>
+                    <w:rFonts w:ascii="Cambria Math" w:hAnsi="Cambria Math"/>
+                    <w:sz w:val="20"/>
+                    <w:szCs w:val="20"/>
+                  </w:rPr>
+                  <m:t>n!</m:t>
+                </m:r>
+              </m:oMath>
+            </m:oMathPara>
+          </w:p>
+        </w:tc>
+      </w:tr>
+      <w:tr>
+        <w:tc>
+          <w:tcPr>
+            <w:cnfStyle w:val="001000000000" w:firstRow="0" w:lastRow="0" w:firstColumn="1" w:lastColumn="0" w:oddVBand="0" w:evenVBand="0" w:oddHBand="0" w:evenHBand="0" w:firstRowFirstColumn="0" w:firstRowLastColumn="0" w:lastRowFirstColumn="0" w:lastRowLastColumn="0"/>
+            <w:tcW w:w="0" w:type="auto"/>
+            <w:hideMark/>
+          </w:tcPr>
+          <w:p>
+            <w:pPr>
+              <w:spacing w:after="160" w:line="259" w:lineRule="auto"/>
+              <w:rPr>
+                <w:sz w:val="20"/>
+                <w:szCs w:val="20"/>
+              </w:rPr>
+            </w:pPr>
+            <w:r>
+              <w:rPr>
+                <w:sz w:val="20"/>
+                <w:szCs w:val="20"/>
+              </w:rPr>
+              <w:t>Arrange r objects from n</w:t>
+            </w:r>
+          </w:p>
+        </w:tc>
+        <w:tc>
+          <w:tcPr>
+            <w:tcW w:w="0" w:type="auto"/>
+            <w:hideMark/>
+          </w:tcPr>
+          <w:p>
+            <w:pPr>
+              <w:cnfStyle w:val="000000000000" w:firstRow="0" w:lastRow="0" w:firstColumn="0" w:lastColumn="0" w:oddVBand="0" w:evenVBand="0" w:oddHBand="0" w:evenHBand="0" w:firstRowFirstColumn="0" w:firstRowLastColumn="0" w:lastRowFirstColumn="0" w:lastRowLastColumn="0"/>
+              <w:rPr>
+                <w:b/>
+                <w:bCs/>
+                <w:sz w:val="16"/>
+                <w:szCs w:val="16"/>
+              </w:rPr>
+            </w:pPr>
+            <m:oMathPara>
+              <m:oMath>
+                <m:r>
+                  <m:rPr>
+                    <m:sty m:val="b"/>
+                  </m:rPr>
+                  <w:rPr>
+                    <w:rFonts w:ascii="Cambria Math" w:hAnsi="Cambria Math"/>
+                    <w:sz w:val="16"/>
+                    <w:szCs w:val="16"/>
+                  </w:rPr>
+                  <m:t>nPr</m:t>
+                </m:r>
+                <m:r>
+                  <m:rPr>
+                    <m:sty m:val="bi"/>
+                  </m:rPr>
+                  <w:rPr>
+                    <w:rFonts w:ascii="Cambria Math" w:hAnsi="Cambria Math"/>
+                    <w:sz w:val="16"/>
+                    <w:szCs w:val="16"/>
+                  </w:rPr>
+                  <m:t>=</m:t>
+                </m:r>
+                <m:f>
+                  <m:fPr>
+                    <m:ctrlPr>
+                      <w:rPr>
+                        <w:rFonts w:ascii="Cambria Math" w:hAnsi="Cambria Math"/>
+                        <w:b/>
+                        <w:bCs/>
+                        <w:sz w:val="16"/>
+                        <w:szCs w:val="16"/>
+                      </w:rPr>
+                    </m:ctrlPr>
+                  </m:fPr>
+                  <m:num>
+                    <m:r>
+                      <m:rPr>
+                        <m:sty m:val="bi"/>
+                      </m:rPr>
+                      <w:rPr>
+                        <w:rFonts w:ascii="Cambria Math" w:hAnsi="Cambria Math"/>
+                        <w:sz w:val="16"/>
+                        <w:szCs w:val="16"/>
+                      </w:rPr>
+                      <m:t>n!</m:t>
+                    </m:r>
+                  </m:num>
+                  <m:den>
+                    <m:d>
+                      <m:dPr>
+                        <m:ctrlPr>
+                          <w:rPr>
+                            <w:rFonts w:ascii="Cambria Math" w:hAnsi="Cambria Math"/>
+                            <w:b/>
+                            <w:bCs/>
+                            <w:i/>
+                            <w:sz w:val="16"/>
+                            <w:szCs w:val="16"/>
+                          </w:rPr>
+                        </m:ctrlPr>
+                      </m:dPr>
+                      <m:e>
+                        <m:r>
+                          <m:rPr>
+                            <m:sty m:val="bi"/>
+                          </m:rPr>
+                          <w:rPr>
+                            <w:rFonts w:ascii="Cambria Math" w:hAnsi="Cambria Math"/>
+                            <w:sz w:val="16"/>
+                            <w:szCs w:val="16"/>
+                          </w:rPr>
+                          <m:t>n-r</m:t>
+                        </m:r>
+                      </m:e>
+                    </m:d>
+                    <m:r>
+                      <m:rPr>
+                        <m:sty m:val="bi"/>
+                      </m:rPr>
+                      <w:rPr>
+                        <w:rFonts w:ascii="Cambria Math" w:hAnsi="Cambria Math"/>
+                        <w:sz w:val="16"/>
+                        <w:szCs w:val="16"/>
+                      </w:rPr>
+                      <m:t>!</m:t>
+                    </m:r>
+                  </m:den>
+                </m:f>
+              </m:oMath>
+            </m:oMathPara>
+          </w:p>
+          <w:p>
+            <w:pPr>
+              <w:spacing w:after="160" w:line="259" w:lineRule="auto"/>
+              <w:cnfStyle w:val="000000000000" w:firstRow="0" w:lastRow="0" w:firstColumn="0" w:lastColumn="0" w:oddVBand="0" w:evenVBand="0" w:oddHBand="0" w:evenHBand="0" w:firstRowFirstColumn="0" w:firstRowLastColumn="0" w:lastRowFirstColumn="0" w:lastRowLastColumn="0"/>
+              <w:rPr>
+                <w:sz w:val="20"/>
+                <w:szCs w:val="20"/>
+              </w:rPr>
+            </w:pPr>
+          </w:p>
+        </w:tc>
+      </w:tr>
+      <w:tr>
+        <w:trPr>
+          <w:cnfStyle w:val="000000100000" w:firstRow="0" w:lastRow="0" w:firstColumn="0" w:lastColumn="0" w:oddVBand="0" w:evenVBand="0" w:oddHBand="1" w:evenHBand="0" w:firstRowFirstColumn="0" w:firstRowLastColumn="0" w:lastRowFirstColumn="0" w:lastRowLastColumn="0"/>
+        </w:trPr>
+        <w:tc>
+          <w:tcPr>
+            <w:cnfStyle w:val="001000000000" w:firstRow="0" w:lastRow="0" w:firstColumn="1" w:lastColumn="0" w:oddVBand="0" w:evenVBand="0" w:oddHBand="0" w:evenHBand="0" w:firstRowFirstColumn="0" w:firstRowLastColumn="0" w:lastRowFirstColumn="0" w:lastRowLastColumn="0"/>
+            <w:tcW w:w="0" w:type="auto"/>
+            <w:hideMark/>
+          </w:tcPr>
+          <w:p>
+            <w:pPr>
+              <w:spacing w:after="160" w:line="259" w:lineRule="auto"/>
+              <w:rPr>
+                <w:sz w:val="20"/>
+                <w:szCs w:val="20"/>
+              </w:rPr>
+            </w:pPr>
+            <w:r>
+              <w:rPr>
+                <w:sz w:val="20"/>
+                <w:szCs w:val="20"/>
+              </w:rPr>
+              <w:t>Objects repeated</w:t>
+            </w:r>
+          </w:p>
+        </w:tc>
+        <w:tc>
+          <w:tcPr>
+            <w:tcW w:w="0" w:type="auto"/>
+            <w:hideMark/>
+          </w:tcPr>
+          <w:p>
+            <w:pPr>
+              <w:spacing w:after="160" w:line="259" w:lineRule="auto"/>
+              <w:cnfStyle w:val="000000100000" w:firstRow="0" w:lastRow="0" w:firstColumn="0" w:lastColumn="0" w:oddVBand="0" w:evenVBand="0" w:oddHBand="1" w:evenHBand="0" w:firstRowFirstColumn="0" w:firstRowLastColumn="0" w:lastRowFirstColumn="0" w:lastRowLastColumn="0"/>
+              <w:rPr>
+                <w:sz w:val="20"/>
+                <w:szCs w:val="20"/>
+              </w:rPr>
+            </w:pPr>
+            <m:oMathPara>
+              <m:oMath>
+                <m:f>
+                  <m:fPr>
+                    <m:ctrlPr>
+                      <w:rPr>
+                        <w:rFonts w:ascii="Cambria Math" w:hAnsi="Cambria Math"/>
+                        <w:b/>
+                        <w:bCs/>
+                        <w:sz w:val="20"/>
+                        <w:szCs w:val="20"/>
+                      </w:rPr>
+                    </m:ctrlPr>
+                  </m:fPr>
+                  <m:num>
+                    <m:r>
+                      <m:rPr>
+                        <m:sty m:val="bi"/>
+                      </m:rPr>
+                      <w:rPr>
+                        <w:rFonts w:ascii="Cambria Math" w:hAnsi="Cambria Math"/>
+                        <w:sz w:val="20"/>
+                        <w:szCs w:val="20"/>
+                      </w:rPr>
+                      <m:t>n!</m:t>
+                    </m:r>
+                  </m:num>
+                  <m:den>
+                    <m:r>
+                      <m:rPr>
+                        <m:sty m:val="bi"/>
+                      </m:rPr>
+                      <w:rPr>
+                        <w:rFonts w:ascii="Cambria Math" w:hAnsi="Cambria Math"/>
+                        <w:sz w:val="20"/>
+                        <w:szCs w:val="20"/>
+                      </w:rPr>
+                      <m:t>n1</m:t>
+                    </m:r>
+                    <m:r>
+                      <m:rPr>
+                        <m:sty m:val="bi"/>
+                      </m:rPr>
+                      <w:rPr>
+                        <w:rFonts w:ascii="Cambria Math" w:hAnsi="Cambria Math"/>
+                        <w:sz w:val="20"/>
+                        <w:szCs w:val="20"/>
+                      </w:rPr>
+                      <m:t>!× n2!</m:t>
+                    </m:r>
+                  </m:den>
+                </m:f>
+              </m:oMath>
+            </m:oMathPara>
+          </w:p>
+        </w:tc>
+      </w:tr>
+      <w:tr>
+        <w:tc>
+          <w:tcPr>
+            <w:cnfStyle w:val="001000000000" w:firstRow="0" w:lastRow="0" w:firstColumn="1" w:lastColumn="0" w:oddVBand="0" w:evenVBand="0" w:oddHBand="0" w:evenHBand="0" w:firstRowFirstColumn="0" w:firstRowLastColumn="0" w:lastRowFirstColumn="0" w:lastRowLastColumn="0"/>
+            <w:tcW w:w="0" w:type="auto"/>
+            <w:hideMark/>
+          </w:tcPr>
+          <w:p>
+            <w:pPr>
+              <w:spacing w:after="160" w:line="259" w:lineRule="auto"/>
+              <w:rPr>
+                <w:sz w:val="20"/>
+                <w:szCs w:val="20"/>
+              </w:rPr>
+            </w:pPr>
+            <w:r>
+              <w:rPr>
+                <w:sz w:val="20"/>
+                <w:szCs w:val="20"/>
+              </w:rPr>
+              <w:t>Repetition allowed</w:t>
+            </w:r>
+          </w:p>
+        </w:tc>
+        <w:tc>
+          <w:tcPr>
+            <w:tcW w:w="0" w:type="auto"/>
+            <w:hideMark/>
+          </w:tcPr>
+          <w:p>
+            <w:pPr>
+              <w:spacing w:after="160" w:line="259" w:lineRule="auto"/>
+              <w:cnfStyle w:val="000000000000" w:firstRow="0" w:lastRow="0" w:firstColumn="0" w:lastColumn="0" w:oddVBand="0" w:evenVBand="0" w:oddHBand="0" w:evenHBand="0" w:firstRowFirstColumn="0" w:firstRowLastColumn="0" w:lastRowFirstColumn="0" w:lastRowLastColumn="0"/>
+              <w:rPr>
+                <w:sz w:val="20"/>
+                <w:szCs w:val="20"/>
+              </w:rPr>
+            </w:pPr>
+            <m:oMathPara>
+              <m:oMath>
+                <m:sSup>
+                  <m:sSupPr>
+                    <m:ctrlPr>
+                      <w:rPr>
+                        <w:rFonts w:ascii="Cambria Math" w:eastAsiaTheme="minorEastAsia" w:hAnsi="Cambria Math"/>
+                        <w:i/>
+                        <w:sz w:val="20"/>
+                        <w:szCs w:val="20"/>
+                      </w:rPr>
+                    </m:ctrlPr>
+                  </m:sSupPr>
+                  <m:e>
+                    <m:r>
+                      <w:rPr>
+                        <w:rFonts w:ascii="Cambria Math" w:eastAsiaTheme="minorEastAsia" w:hAnsi="Cambria Math"/>
+                        <w:sz w:val="20"/>
+                        <w:szCs w:val="20"/>
+                      </w:rPr>
+                      <m:t>n</m:t>
+                    </m:r>
+                  </m:e>
+                  <m:sup>
+                    <m:r>
+                      <w:rPr>
+                        <w:rFonts w:ascii="Cambria Math" w:eastAsiaTheme="minorEastAsia" w:hAnsi="Cambria Math"/>
+                        <w:sz w:val="20"/>
+                        <w:szCs w:val="20"/>
+                      </w:rPr>
+                      <m:t>r</m:t>
+                    </m:r>
+                  </m:sup>
+                </m:sSup>
+              </m:oMath>
+            </m:oMathPara>
+          </w:p>
+        </w:tc>
+      </w:tr>
+      <w:tr>
+        <w:trPr>
+          <w:cnfStyle w:val="000000100000" w:firstRow="0" w:lastRow="0" w:firstColumn="0" w:lastColumn="0" w:oddVBand="0" w:evenVBand="0" w:oddHBand="1" w:evenHBand="0" w:firstRowFirstColumn="0" w:firstRowLastColumn="0" w:lastRowFirstColumn="0" w:lastRowLastColumn="0"/>
+        </w:trPr>
+        <w:tc>
+          <w:tcPr>
+            <w:cnfStyle w:val="001000000000" w:firstRow="0" w:lastRow="0" w:firstColumn="1" w:lastColumn="0" w:oddVBand="0" w:evenVBand="0" w:oddHBand="0" w:evenHBand="0" w:firstRowFirstColumn="0" w:firstRowLastColumn="0" w:lastRowFirstColumn="0" w:lastRowLastColumn="0"/>
+            <w:tcW w:w="0" w:type="auto"/>
+            <w:hideMark/>
+          </w:tcPr>
+          <w:p>
+            <w:pPr>
+              <w:spacing w:after="160" w:line="259" w:lineRule="auto"/>
+              <w:rPr>
+                <w:sz w:val="20"/>
+                <w:szCs w:val="20"/>
+              </w:rPr>
+            </w:pPr>
+            <w:r>
+              <w:rPr>
+                <w:sz w:val="20"/>
+                <w:szCs w:val="20"/>
+              </w:rPr>
+              <w:t>Circular permutation</w:t>
+            </w:r>
+          </w:p>
+        </w:tc>
+        <w:tc>
+          <w:tcPr>
+            <w:tcW w:w="0" w:type="auto"/>
+            <w:hideMark/>
+          </w:tcPr>
+          <w:p>
+            <w:pPr>
+              <w:spacing w:after="160" w:line="259" w:lineRule="auto"/>
+              <w:cnfStyle w:val="000000100000" w:firstRow="0" w:lastRow="0" w:firstColumn="0" w:lastColumn="0" w:oddVBand="0" w:evenVBand="0" w:oddHBand="1" w:evenHBand="0" w:firstRowFirstColumn="0" w:firstRowLastColumn="0" w:lastRowFirstColumn="0" w:lastRowLastColumn="0"/>
+              <w:rPr>
+                <w:sz w:val="20"/>
+                <w:szCs w:val="20"/>
+              </w:rPr>
+            </w:pPr>
+            <m:oMathPara>
+              <m:oMath>
+                <m:r>
+                  <w:rPr>
+                    <w:rFonts w:ascii="Cambria Math" w:hAnsi="Cambria Math"/>
+                    <w:sz w:val="20"/>
+                    <w:szCs w:val="20"/>
+                  </w:rPr>
+                  <m:t>(n-1)!</m:t>
+                </m:r>
+              </m:oMath>
+            </m:oMathPara>
+          </w:p>
+        </w:tc>
+      </w:tr>
+      <w:tr>
+        <w:tc>
+          <w:tcPr>
+            <w:cnfStyle w:val="001000000000" w:firstRow="0" w:lastRow="0" w:firstColumn="1" w:lastColumn="0" w:oddVBand="0" w:evenVBand="0" w:oddHBand="0" w:evenHBand="0" w:firstRowFirstColumn="0" w:firstRowLastColumn="0" w:lastRowFirstColumn="0" w:lastRowLastColumn="0"/>
+            <w:tcW w:w="0" w:type="auto"/>
+            <w:hideMark/>
+          </w:tcPr>
+          <w:p>
+            <w:pPr>
+              <w:spacing w:after="160" w:line="259" w:lineRule="auto"/>
+              <w:rPr>
+                <w:sz w:val="20"/>
+                <w:szCs w:val="20"/>
+              </w:rPr>
+            </w:pPr>
+            <w:r>
+              <w:rPr>
+                <w:sz w:val="20"/>
+                <w:szCs w:val="20"/>
+              </w:rPr>
+              <w:t>Circular (necklace/garland)</w:t>
+            </w:r>
+          </w:p>
+        </w:tc>
+        <w:tc>
+          <w:tcPr>
+            <w:tcW w:w="0" w:type="auto"/>
+            <w:hideMark/>
+          </w:tcPr>
+          <w:p>
+            <w:pPr>
+              <w:spacing w:after="160" w:line="259" w:lineRule="auto"/>
+              <w:cnfStyle w:val="000000000000" w:firstRow="0" w:lastRow="0" w:firstColumn="0" w:lastColumn="0" w:oddVBand="0" w:evenVBand="0" w:oddHBand="0" w:evenHBand="0" w:firstRowFirstColumn="0" w:firstRowLastColumn="0" w:lastRowFirstColumn="0" w:lastRowLastColumn="0"/>
+              <w:rPr>
+                <w:sz w:val="20"/>
+                <w:szCs w:val="20"/>
+              </w:rPr>
+            </w:pPr>
+            <m:oMathPara>
+              <m:oMath>
+                <m:f>
+                  <m:fPr>
+                    <m:ctrlPr>
+                      <w:rPr>
+                        <w:rFonts w:ascii="Cambria Math" w:hAnsi="Cambria Math"/>
+                        <w:b/>
+                        <w:bCs/>
+                        <w:sz w:val="20"/>
+                        <w:szCs w:val="20"/>
+                      </w:rPr>
+                    </m:ctrlPr>
+                  </m:fPr>
+                  <m:num>
+                    <m:r>
+                      <m:rPr>
+                        <m:sty m:val="bi"/>
+                      </m:rPr>
+                      <w:rPr>
+                        <w:rFonts w:ascii="Cambria Math" w:hAnsi="Cambria Math"/>
+                        <w:sz w:val="20"/>
+                        <w:szCs w:val="20"/>
+                      </w:rPr>
+                      <m:t>(n-1)!</m:t>
+                    </m:r>
+                  </m:num>
+                  <m:den>
+                    <m:r>
+                      <m:rPr>
+                        <m:sty m:val="bi"/>
+                      </m:rPr>
+                      <w:rPr>
+                        <w:rFonts w:ascii="Cambria Math" w:hAnsi="Cambria Math"/>
+                        <w:sz w:val="20"/>
+                        <w:szCs w:val="20"/>
+                      </w:rPr>
+                      <m:t>2</m:t>
+                    </m:r>
+                  </m:den>
+                </m:f>
+              </m:oMath>
+            </m:oMathPara>
+          </w:p>
+        </w:tc>
+      </w:tr>
+    </w:tbl>
+    <w:p>
+      <w:pPr>
+        <w:rPr>
+          <w:sz w:val="20"/>
+          <w:szCs w:val="20"/>
+        </w:rPr>
+      </w:pPr>
+      <w:r>
+        <w:rPr>
+          <w:sz w:val="20"/>
+          <w:szCs w:val="20"/>
+        </w:rPr>
+        <w:pict w14:anchorId="2AC3ABD3">
+          <v:rect id="_x0000_i1173" style="width:0;height:1.5pt" o:hralign="center" o:hrstd="t" o:hr="t" fillcolor="#a0a0a0" stroked="f"/>
+        </w:pict>
+      </w:r>
+    </w:p>
+    <w:p>
+      <w:pPr>
+        <w:rPr>
+          <w:b/>
+          <w:bCs/>
+          <w:sz w:val="20"/>
+          <w:szCs w:val="20"/>
+        </w:rPr>
+      </w:pPr>
+      <w:r>
+        <w:rPr>
+          <w:b/>
+          <w:bCs/>
+          <w:sz w:val="20"/>
+          <w:szCs w:val="20"/>
+        </w:rPr>
+        <w:t>Important Notes for Exams</w:t>
+      </w:r>
+    </w:p>
+    <w:p>
+      <w:pPr>
+        <w:numPr>
+          <w:ilvl w:val="0"/>
+          <w:numId w:val="39"/>
+        </w:numPr>
+        <w:rPr>
+          <w:sz w:val="20"/>
+          <w:szCs w:val="20"/>
+        </w:rPr>
+      </w:pPr>
+      <w:r>
+        <w:rPr>
+          <w:b/>
+          <w:bCs/>
+          <w:sz w:val="20"/>
+          <w:szCs w:val="20"/>
+        </w:rPr>
+        <w:t>Permutation always cares about order.</w:t>
+      </w:r>
+    </w:p>
+    <w:p>
+      <w:pPr>
+        <w:numPr>
+          <w:ilvl w:val="0"/>
+          <w:numId w:val="39"/>
+        </w:numPr>
+        <w:rPr>
+          <w:sz w:val="20"/>
+          <w:szCs w:val="20"/>
+        </w:rPr>
+      </w:pPr>
+      <w:r>
+        <w:rPr>
+          <w:b/>
+          <w:bCs/>
+          <w:sz w:val="20"/>
+          <w:szCs w:val="20"/>
+        </w:rPr>
+        <w:t>Factorial definition</w:t>
+      </w:r>
+      <w:r>
+        <w:rPr>
+          <w:sz w:val="20"/>
+          <w:szCs w:val="20"/>
+        </w:rPr>
+        <w:br/>
+        <w:t>n! = n(n-1)(n-2)...1</w:t>
+      </w:r>
+    </w:p>
+    <w:p>
+      <w:pPr>
+        <w:numPr>
+          <w:ilvl w:val="0"/>
+          <w:numId w:val="39"/>
+        </w:numPr>
+        <w:rPr>
+          <w:sz w:val="20"/>
+          <w:szCs w:val="20"/>
+        </w:rPr>
+      </w:pPr>
+      <w:r>
+        <w:rPr>
+          <w:sz w:val="20"/>
+          <w:szCs w:val="20"/>
+        </w:rPr>
+        <w:lastRenderedPageBreak/>
+        <w:t xml:space="preserve">If </w:t>
+      </w:r>
+      <w:r>
+        <w:rPr>
+          <w:b/>
+          <w:bCs/>
+          <w:sz w:val="20"/>
+          <w:szCs w:val="20"/>
+        </w:rPr>
+        <w:t>objects are identical</w:t>
+      </w:r>
+      <w:r>
+        <w:rPr>
+          <w:sz w:val="20"/>
+          <w:szCs w:val="20"/>
+        </w:rPr>
+        <w:t>, divide by factorial of repetitions.</w:t>
+      </w:r>
+    </w:p>
+    <w:p>
+      <w:pPr>
+        <w:numPr>
+          <w:ilvl w:val="0"/>
+          <w:numId w:val="39"/>
+        </w:numPr>
+        <w:rPr>
+          <w:sz w:val="20"/>
+          <w:szCs w:val="20"/>
+        </w:rPr>
+      </w:pPr>
+      <w:r>
+        <w:rPr>
+          <w:sz w:val="20"/>
+          <w:szCs w:val="20"/>
+        </w:rPr>
+        <w:t xml:space="preserve">In </w:t>
+      </w:r>
+      <w:r>
+        <w:rPr>
+          <w:b/>
+          <w:bCs/>
+          <w:sz w:val="20"/>
+          <w:szCs w:val="20"/>
+        </w:rPr>
+        <w:t>circular permutation</w:t>
+      </w:r>
+      <w:r>
+        <w:rPr>
+          <w:sz w:val="20"/>
+          <w:szCs w:val="20"/>
+        </w:rPr>
+        <w:t>, one position is fixed to avoid counting rotations.</w:t>
+      </w:r>
+    </w:p>
+    <w:p>
+      <w:pPr>
+        <w:rPr>
+          <w:sz w:val="20"/>
+          <w:szCs w:val="20"/>
+        </w:rPr>
+      </w:pPr>
+      <w:r>
+        <w:rPr>
+          <w:sz w:val="20"/>
+          <w:szCs w:val="20"/>
+        </w:rPr>
+        <w:pict w14:anchorId="2FA381FD">
+          <v:rect id="_x0000_i1174" style="width:0;height:1.5pt" o:hralign="center" o:hrstd="t" o:hr="t" fillcolor="#a0a0a0" stroked="f"/>
+        </w:pict>
+      </w:r>
+    </w:p>
+    <w:p>
+      <w:pPr>
+        <w:rPr>
+          <w:sz w:val="20"/>
+          <w:szCs w:val="20"/>
+        </w:rPr>
+      </w:pPr>
+      <w:r>
+        <w:rPr>
+          <w:sz w:val="20"/>
+          <w:szCs w:val="20"/>
+        </w:rPr>
+        <w:t xml:space="preserve">If useful, a </w:t>
+      </w:r>
+      <w:r>
+        <w:rPr>
+          <w:b/>
+          <w:bCs/>
+          <w:sz w:val="20"/>
+          <w:szCs w:val="20"/>
+        </w:rPr>
+        <w:t>second table comparing Permutation vs Combination formulas</w:t>
+      </w:r>
+      <w:r>
+        <w:rPr>
+          <w:sz w:val="20"/>
+          <w:szCs w:val="20"/>
+        </w:rPr>
+        <w:t xml:space="preserve"> can also be provided for faster recall in exams.</w:t>
+      </w:r>
+    </w:p>
+    <w:p>
+      <w:pPr>
+        <w:rPr>
+          <w:sz w:val="20"/>
+          <w:szCs w:val="20"/>
+        </w:rPr>
+      </w:pPr>
     </w:p>
     <w:p>
       <w:pPr>
@@ -17973,7 +20472,6 @@
           <w:sz w:val="20"/>
           <w:szCs w:val="20"/>
         </w:rPr>
-        <w:lastRenderedPageBreak/>
         <w:t>But in permutations, order matters.</w:t>
       </w:r>
     </w:p>
@@ -18273,6 +20771,7 @@
           <w:sz w:val="20"/>
           <w:szCs w:val="20"/>
         </w:rPr>
+        <w:lastRenderedPageBreak/>
         <w:t>n = 4</w:t>
       </w:r>
       <w:r>
@@ -19798,6 +22297,7 @@
           <w:sz w:val="20"/>
           <w:szCs w:val="20"/>
         </w:rPr>
+        <w:lastRenderedPageBreak/>
         <w:t>Selecting committee</w:t>
       </w:r>
     </w:p>
@@ -20617,7 +23117,6 @@
           <w:sz w:val="20"/>
           <w:szCs w:val="20"/>
         </w:rPr>
-        <w:lastRenderedPageBreak/>
         <w:t>Common elements (A ∩ B) are counted twice.</w:t>
       </w:r>
     </w:p>
@@ -20945,6 +23444,7 @@
           <w:sz w:val="20"/>
           <w:szCs w:val="20"/>
         </w:rPr>
+        <w:lastRenderedPageBreak/>
         <w:t>Answer: 45 students</w:t>
       </w:r>
     </w:p>
@@ -21708,7 +24208,6 @@
           <w:sz w:val="20"/>
           <w:szCs w:val="20"/>
         </w:rPr>
-        <w:lastRenderedPageBreak/>
         <w:t>🔷</w:t>
       </w:r>
       <w:r>
@@ -21954,6 +24453,7 @@
           <w:sz w:val="20"/>
           <w:szCs w:val="20"/>
         </w:rPr>
+        <w:lastRenderedPageBreak/>
         <w:t>If A and B are disjoint:</w:t>
       </w:r>
       <w:r>
@@ -22436,7 +24936,7 @@
         </w:rPr>
         <w:t xml:space="preserve">Video Based Learning : </w:t>
       </w:r>
-      <w:hyperlink r:id="rId8" w:history="1">
+      <w:hyperlink r:id="rId9" w:history="1">
         <w:r>
           <w:rPr>
             <w:rStyle w:val="Hyperlink"/>
@@ -22708,7 +25208,6 @@
           <w:sz w:val="20"/>
           <w:szCs w:val="20"/>
         </w:rPr>
-        <w:lastRenderedPageBreak/>
         <w:t>Consider:</w:t>
       </w:r>
     </w:p>
@@ -23064,6 +25563,7 @@
           <w:sz w:val="20"/>
           <w:szCs w:val="20"/>
         </w:rPr>
+        <w:lastRenderedPageBreak/>
         <w:t>(a + b)(a + b)(a + b</w:t>
       </w:r>
       <w:r>
@@ -24779,6 +27279,7 @@
           <w:sz w:val="20"/>
           <w:szCs w:val="20"/>
         </w:rPr>
+        <w:lastRenderedPageBreak/>
         <w:t>Construction Rule</w:t>
       </w:r>
     </w:p>
@@ -25578,7 +28079,6 @@
           <w:sz w:val="20"/>
           <w:szCs w:val="20"/>
         </w:rPr>
-        <w:lastRenderedPageBreak/>
         <w:t>The (r+1)ᵗʰ term:</w:t>
       </w:r>
     </w:p>
@@ -27458,7 +29958,6 @@
           <w:sz w:val="20"/>
           <w:szCs w:val="20"/>
         </w:rPr>
-        <w:lastRenderedPageBreak/>
         <w:t>Imagine:</w:t>
       </w:r>
     </w:p>
@@ -27672,6 +30171,7 @@
           <w:sz w:val="20"/>
           <w:szCs w:val="20"/>
         </w:rPr>
+        <w:lastRenderedPageBreak/>
         <w:t>Here:</w:t>
       </w:r>
     </w:p>
@@ -28381,7 +30881,6 @@
           <w:sz w:val="20"/>
           <w:szCs w:val="20"/>
         </w:rPr>
-        <w:lastRenderedPageBreak/>
         <w:t>🔷</w:t>
       </w:r>
       <w:r>
@@ -28615,6 +31114,7 @@
           <w:sz w:val="20"/>
           <w:szCs w:val="20"/>
         </w:rPr>
+        <w:lastRenderedPageBreak/>
         <w:t>Step 1: Identify objects</w:t>
       </w:r>
       <w:r>
@@ -29118,7 +31618,7 @@
         </w:rPr>
         <w:t xml:space="preserve">: </w:t>
       </w:r>
-      <w:hyperlink r:id="rId9" w:history="1">
+      <w:hyperlink r:id="rId10" w:history="1">
         <w:r>
           <w:rPr>
             <w:rStyle w:val="Hyperlink"/>
@@ -29155,16 +31655,7 @@
           <w:sz w:val="28"/>
           <w:szCs w:val="28"/>
         </w:rPr>
-        <w:t>Recurrence Relations</w:t>
-      </w:r>
-      <w:r>
-        <w:rPr>
-          <w:b/>
-          <w:bCs/>
-          <w:sz w:val="28"/>
-          <w:szCs w:val="28"/>
-        </w:rPr>
-        <w:t xml:space="preserve">: </w:t>
+        <w:t xml:space="preserve">Recurrence Relations: </w:t>
       </w:r>
     </w:p>
     <w:p>
@@ -29184,22 +31675,14 @@
         </w:rPr>
         <w:t xml:space="preserve">Video based learning : </w:t>
       </w:r>
-      <w:hyperlink r:id="rId10" w:history="1">
+      <w:hyperlink r:id="rId11" w:history="1">
         <w:r>
           <w:rPr>
             <w:rStyle w:val="Hyperlink"/>
             <w:sz w:val="20"/>
             <w:szCs w:val="20"/>
           </w:rPr>
-          <w:t>https://youtu.be/2ii8mCFXj88?si=sOjaWQhT6QJEyOgj</w:t>
-        </w:r>
-        <w:r>
-          <w:rPr>
-            <w:rStyle w:val="Hyperlink"/>
-            <w:sz w:val="20"/>
-            <w:szCs w:val="20"/>
-          </w:rPr>
-          <w:t>/</w:t>
+          <w:t>https://youtu.be/2ii8mCFXj88?si=sOjaWQhT6QJEyOgj/</w:t>
         </w:r>
       </w:hyperlink>
     </w:p>
@@ -29298,7 +31781,7 @@
           <w:szCs w:val="20"/>
         </w:rPr>
         <w:pict w14:anchorId="69227D6D">
-          <v:rect id="_x0000_i1237" style="width:0;height:1.5pt" o:hralign="center" o:hrstd="t" o:hr="t" fillcolor="#a0a0a0" stroked="f"/>
+          <v:rect id="_x0000_i1141" style="width:0;height:1.5pt" o:hralign="center" o:hrstd="t" o:hr="t" fillcolor="#a0a0a0" stroked="f"/>
         </w:pict>
       </w:r>
     </w:p>
@@ -29507,7 +31990,7 @@
           <w:szCs w:val="20"/>
         </w:rPr>
         <w:pict w14:anchorId="6B32AA1E">
-          <v:rect id="_x0000_i1238" style="width:0;height:1.5pt" o:hralign="center" o:hrstd="t" o:hr="t" fillcolor="#a0a0a0" stroked="f"/>
+          <v:rect id="_x0000_i1142" style="width:0;height:1.5pt" o:hralign="center" o:hrstd="t" o:hr="t" fillcolor="#a0a0a0" stroked="f"/>
         </w:pict>
       </w:r>
     </w:p>
@@ -29602,15 +32085,7 @@
               <w:sz w:val="20"/>
               <w:szCs w:val="20"/>
             </w:rPr>
-            <m:t>=</m:t>
-          </m:r>
-          <m:r>
-            <w:rPr>
-              <w:rFonts w:ascii="Cambria Math" w:hAnsi="Cambria Math"/>
-              <w:sz w:val="20"/>
-              <w:szCs w:val="20"/>
-            </w:rPr>
-            <m:t>3</m:t>
+            <m:t>=3</m:t>
           </m:r>
         </m:oMath>
       </m:oMathPara>
@@ -29838,6 +32313,7 @@
                 <w:sz w:val="20"/>
                 <w:szCs w:val="20"/>
               </w:rPr>
+              <w:lastRenderedPageBreak/>
               <w:t>a₂</w:t>
             </w:r>
           </w:p>
@@ -30115,7 +32591,7 @@
           <w:szCs w:val="20"/>
         </w:rPr>
         <w:pict w14:anchorId="11B533D7">
-          <v:rect id="_x0000_i1239" style="width:0;height:1.5pt" o:hralign="center" o:hrstd="t" o:hr="t" fillcolor="#a0a0a0" stroked="f"/>
+          <v:rect id="_x0000_i1143" style="width:0;height:1.5pt" o:hralign="center" o:hrstd="t" o:hr="t" fillcolor="#a0a0a0" stroked="f"/>
         </w:pict>
       </w:r>
     </w:p>
@@ -30489,7 +32965,7 @@
           <w:szCs w:val="20"/>
         </w:rPr>
         <w:pict w14:anchorId="6F928B28">
-          <v:rect id="_x0000_i1240" style="width:0;height:1.5pt" o:hralign="center" o:hrstd="t" o:hr="t" fillcolor="#a0a0a0" stroked="f"/>
+          <v:rect id="_x0000_i1144" style="width:0;height:1.5pt" o:hralign="center" o:hrstd="t" o:hr="t" fillcolor="#a0a0a0" stroked="f"/>
         </w:pict>
       </w:r>
     </w:p>
@@ -30606,7 +33082,7 @@
           <w:szCs w:val="20"/>
         </w:rPr>
         <w:pict w14:anchorId="63F16561">
-          <v:rect id="_x0000_i1241" style="width:0;height:1.5pt" o:hralign="center" o:hrstd="t" o:hr="t" fillcolor="#a0a0a0" stroked="f"/>
+          <v:rect id="_x0000_i1145" style="width:0;height:1.5pt" o:hralign="center" o:hrstd="t" o:hr="t" fillcolor="#a0a0a0" stroked="f"/>
         </w:pict>
       </w:r>
     </w:p>
@@ -30732,15 +33208,7 @@
               <w:sz w:val="20"/>
               <w:szCs w:val="20"/>
             </w:rPr>
-            <m:t>+</m:t>
-          </m:r>
-          <m:r>
-            <w:rPr>
-              <w:rFonts w:ascii="Cambria Math" w:hAnsi="Cambria Math"/>
-              <w:sz w:val="20"/>
-              <w:szCs w:val="20"/>
-            </w:rPr>
-            <m:t>2</m:t>
+            <m:t>+2</m:t>
           </m:r>
         </m:oMath>
       </m:oMathPara>
@@ -30838,15 +33306,7 @@
               <w:sz w:val="20"/>
               <w:szCs w:val="20"/>
             </w:rPr>
-            <m:t>=</m:t>
-          </m:r>
-          <m:r>
-            <w:rPr>
-              <w:rFonts w:ascii="Cambria Math" w:hAnsi="Cambria Math"/>
-              <w:sz w:val="20"/>
-              <w:szCs w:val="20"/>
-            </w:rPr>
-            <m:t>3</m:t>
+            <m:t>=3</m:t>
           </m:r>
         </m:oMath>
       </m:oMathPara>
@@ -30870,7 +33330,6 @@
           <w:sz w:val="20"/>
           <w:szCs w:val="20"/>
         </w:rPr>
-        <w:lastRenderedPageBreak/>
         <w:t>4️</w:t>
       </w:r>
       <w:r>
@@ -30947,7 +33406,7 @@
           <w:szCs w:val="20"/>
         </w:rPr>
         <w:pict w14:anchorId="142962C3">
-          <v:rect id="_x0000_i1243" style="width:0;height:1.5pt" o:hralign="center" o:hrstd="t" o:hr="t" fillcolor="#a0a0a0" stroked="f"/>
+          <v:rect id="_x0000_i1146" style="width:0;height:1.5pt" o:hralign="center" o:hrstd="t" o:hr="t" fillcolor="#a0a0a0" stroked="f"/>
         </w:pict>
       </w:r>
     </w:p>
@@ -31073,15 +33532,7 @@
               <w:sz w:val="20"/>
               <w:szCs w:val="20"/>
             </w:rPr>
-            <m:t>+</m:t>
-          </m:r>
-          <m:r>
-            <w:rPr>
-              <w:rFonts w:ascii="Cambria Math" w:hAnsi="Cambria Math"/>
-              <w:sz w:val="20"/>
-              <w:szCs w:val="20"/>
-            </w:rPr>
-            <m:t>3</m:t>
+            <m:t>+3</m:t>
           </m:r>
         </m:oMath>
       </m:oMathPara>
@@ -31128,7 +33579,7 @@
           <w:szCs w:val="20"/>
         </w:rPr>
         <w:pict w14:anchorId="12BE9228">
-          <v:rect id="_x0000_i1244" style="width:0;height:1.5pt" o:hralign="center" o:hrstd="t" o:hr="t" fillcolor="#a0a0a0" stroked="f"/>
+          <v:rect id="_x0000_i1147" style="width:0;height:1.5pt" o:hralign="center" o:hrstd="t" o:hr="t" fillcolor="#a0a0a0" stroked="f"/>
         </w:pict>
       </w:r>
     </w:p>
@@ -31299,6 +33750,7 @@
           <w:sz w:val="20"/>
           <w:szCs w:val="20"/>
         </w:rPr>
+        <w:lastRenderedPageBreak/>
         <w:t>Order = 2</w:t>
       </w:r>
       <w:r>
@@ -31326,7 +33778,7 @@
           <w:szCs w:val="20"/>
         </w:rPr>
         <w:pict w14:anchorId="33F9CEAA">
-          <v:rect id="_x0000_i1245" style="width:0;height:1.5pt" o:hralign="center" o:hrstd="t" o:hr="t" fillcolor="#a0a0a0" stroked="f"/>
+          <v:rect id="_x0000_i1148" style="width:0;height:1.5pt" o:hralign="center" o:hrstd="t" o:hr="t" fillcolor="#a0a0a0" stroked="f"/>
         </w:pict>
       </w:r>
     </w:p>
@@ -31723,7 +34175,7 @@
           <w:szCs w:val="20"/>
         </w:rPr>
         <w:pict w14:anchorId="117A2A33">
-          <v:rect id="_x0000_i1246" style="width:0;height:1.5pt" o:hralign="center" o:hrstd="t" o:hr="t" fillcolor="#a0a0a0" stroked="f"/>
+          <v:rect id="_x0000_i1149" style="width:0;height:1.5pt" o:hralign="center" o:hrstd="t" o:hr="t" fillcolor="#a0a0a0" stroked="f"/>
         </w:pict>
       </w:r>
     </w:p>
@@ -31908,15 +34360,7 @@
               <w:sz w:val="20"/>
               <w:szCs w:val="20"/>
             </w:rPr>
-            <m:t>+</m:t>
-          </m:r>
-          <m:r>
-            <w:rPr>
-              <w:rFonts w:ascii="Cambria Math" w:hAnsi="Cambria Math"/>
-              <w:sz w:val="20"/>
-              <w:szCs w:val="20"/>
-            </w:rPr>
-            <m:t>3</m:t>
+            <m:t>+3</m:t>
           </m:r>
         </m:oMath>
       </m:oMathPara>
@@ -31955,7 +34399,7 @@
           <w:szCs w:val="20"/>
         </w:rPr>
         <w:pict w14:anchorId="16B1A339">
-          <v:rect id="_x0000_i1247" style="width:0;height:1.5pt" o:hralign="center" o:hrstd="t" o:hr="t" fillcolor="#a0a0a0" stroked="f"/>
+          <v:rect id="_x0000_i1150" style="width:0;height:1.5pt" o:hralign="center" o:hrstd="t" o:hr="t" fillcolor="#a0a0a0" stroked="f"/>
         </w:pict>
       </w:r>
     </w:p>
@@ -32130,7 +34574,7 @@
           <w:szCs w:val="20"/>
         </w:rPr>
         <w:pict w14:anchorId="37CF7A21">
-          <v:rect id="_x0000_i1248" style="width:0;height:1.5pt" o:hralign="center" o:hrstd="t" o:hr="t" fillcolor="#a0a0a0" stroked="f"/>
+          <v:rect id="_x0000_i1151" style="width:0;height:1.5pt" o:hralign="center" o:hrstd="t" o:hr="t" fillcolor="#a0a0a0" stroked="f"/>
         </w:pict>
       </w:r>
     </w:p>
@@ -32171,7 +34615,6 @@
           <w:sz w:val="20"/>
           <w:szCs w:val="20"/>
         </w:rPr>
-        <w:lastRenderedPageBreak/>
         <w:t>Example:</w:t>
       </w:r>
     </w:p>
@@ -32267,15 +34710,7 @@
               <w:sz w:val="20"/>
               <w:szCs w:val="20"/>
             </w:rPr>
-            <m:t>+</m:t>
-          </m:r>
-          <m:r>
-            <w:rPr>
-              <w:rFonts w:ascii="Cambria Math" w:hAnsi="Cambria Math"/>
-              <w:sz w:val="20"/>
-              <w:szCs w:val="20"/>
-            </w:rPr>
-            <m:t>5</m:t>
+            <m:t>+5</m:t>
           </m:r>
         </m:oMath>
       </m:oMathPara>
@@ -32314,7 +34749,7 @@
           <w:szCs w:val="20"/>
         </w:rPr>
         <w:pict w14:anchorId="2D8D1536">
-          <v:rect id="_x0000_i1249" style="width:0;height:1.5pt" o:hralign="center" o:hrstd="t" o:hr="t" fillcolor="#a0a0a0" stroked="f"/>
+          <v:rect id="_x0000_i1152" style="width:0;height:1.5pt" o:hralign="center" o:hrstd="t" o:hr="t" fillcolor="#a0a0a0" stroked="f"/>
         </w:pict>
       </w:r>
     </w:p>
@@ -32462,6 +34897,7 @@
           <w:sz w:val="20"/>
           <w:szCs w:val="20"/>
         </w:rPr>
+        <w:lastRenderedPageBreak/>
         <w:t>Computer science complexity</w:t>
       </w:r>
     </w:p>
@@ -32517,7 +34953,7 @@
           <w:szCs w:val="20"/>
         </w:rPr>
         <w:pict w14:anchorId="18738E90">
-          <v:rect id="_x0000_i1250" style="width:0;height:1.5pt" o:hralign="center" o:hrstd="t" o:hr="t" fillcolor="#a0a0a0" stroked="f"/>
+          <v:rect id="_x0000_i1153" style="width:0;height:1.5pt" o:hralign="center" o:hrstd="t" o:hr="t" fillcolor="#a0a0a0" stroked="f"/>
         </w:pict>
       </w:r>
     </w:p>
@@ -34519,6 +36955,119 @@
     </w:lvl>
   </w:abstractNum>
   <w:abstractNum w:abstractNumId="14" w15:restartNumberingAfterBreak="0">
+    <w:nsid w:val="337B3BB3"/>
+    <w:multiLevelType w:val="multilevel"/>
+    <w:tmpl w:val="042203C0"/>
+    <w:lvl w:ilvl="0">
+      <w:start w:val="1"/>
+      <w:numFmt w:val="decimal"/>
+      <w:lvlText w:val="%1."/>
+      <w:lvlJc w:val="left"/>
+      <w:pPr>
+        <w:tabs>
+          <w:tab w:val="num" w:pos="720"/>
+        </w:tabs>
+        <w:ind w:left="720" w:hanging="360"/>
+      </w:pPr>
+    </w:lvl>
+    <w:lvl w:ilvl="1" w:tentative="1">
+      <w:start w:val="1"/>
+      <w:numFmt w:val="decimal"/>
+      <w:lvlText w:val="%2."/>
+      <w:lvlJc w:val="left"/>
+      <w:pPr>
+        <w:tabs>
+          <w:tab w:val="num" w:pos="1440"/>
+        </w:tabs>
+        <w:ind w:left="1440" w:hanging="360"/>
+      </w:pPr>
+    </w:lvl>
+    <w:lvl w:ilvl="2" w:tentative="1">
+      <w:start w:val="1"/>
+      <w:numFmt w:val="decimal"/>
+      <w:lvlText w:val="%3."/>
+      <w:lvlJc w:val="left"/>
+      <w:pPr>
+        <w:tabs>
+          <w:tab w:val="num" w:pos="2160"/>
+        </w:tabs>
+        <w:ind w:left="2160" w:hanging="360"/>
+      </w:pPr>
+    </w:lvl>
+    <w:lvl w:ilvl="3" w:tentative="1">
+      <w:start w:val="1"/>
+      <w:numFmt w:val="decimal"/>
+      <w:lvlText w:val="%4."/>
+      <w:lvlJc w:val="left"/>
+      <w:pPr>
+        <w:tabs>
+          <w:tab w:val="num" w:pos="2880"/>
+        </w:tabs>
+        <w:ind w:left="2880" w:hanging="360"/>
+      </w:pPr>
+    </w:lvl>
+    <w:lvl w:ilvl="4" w:tentative="1">
+      <w:start w:val="1"/>
+      <w:numFmt w:val="decimal"/>
+      <w:lvlText w:val="%5."/>
+      <w:lvlJc w:val="left"/>
+      <w:pPr>
+        <w:tabs>
+          <w:tab w:val="num" w:pos="3600"/>
+        </w:tabs>
+        <w:ind w:left="3600" w:hanging="360"/>
+      </w:pPr>
+    </w:lvl>
+    <w:lvl w:ilvl="5" w:tentative="1">
+      <w:start w:val="1"/>
+      <w:numFmt w:val="decimal"/>
+      <w:lvlText w:val="%6."/>
+      <w:lvlJc w:val="left"/>
+      <w:pPr>
+        <w:tabs>
+          <w:tab w:val="num" w:pos="4320"/>
+        </w:tabs>
+        <w:ind w:left="4320" w:hanging="360"/>
+      </w:pPr>
+    </w:lvl>
+    <w:lvl w:ilvl="6" w:tentative="1">
+      <w:start w:val="1"/>
+      <w:numFmt w:val="decimal"/>
+      <w:lvlText w:val="%7."/>
+      <w:lvlJc w:val="left"/>
+      <w:pPr>
+        <w:tabs>
+          <w:tab w:val="num" w:pos="5040"/>
+        </w:tabs>
+        <w:ind w:left="5040" w:hanging="360"/>
+      </w:pPr>
+    </w:lvl>
+    <w:lvl w:ilvl="7" w:tentative="1">
+      <w:start w:val="1"/>
+      <w:numFmt w:val="decimal"/>
+      <w:lvlText w:val="%8."/>
+      <w:lvlJc w:val="left"/>
+      <w:pPr>
+        <w:tabs>
+          <w:tab w:val="num" w:pos="5760"/>
+        </w:tabs>
+        <w:ind w:left="5760" w:hanging="360"/>
+      </w:pPr>
+    </w:lvl>
+    <w:lvl w:ilvl="8" w:tentative="1">
+      <w:start w:val="1"/>
+      <w:numFmt w:val="decimal"/>
+      <w:lvlText w:val="%9."/>
+      <w:lvlJc w:val="left"/>
+      <w:pPr>
+        <w:tabs>
+          <w:tab w:val="num" w:pos="6480"/>
+        </w:tabs>
+        <w:ind w:left="6480" w:hanging="360"/>
+      </w:pPr>
+    </w:lvl>
+  </w:abstractNum>
+  <w:abstractNum w:abstractNumId="15" w15:restartNumberingAfterBreak="0">
     <w:nsid w:val="3549013D"/>
     <w:multiLevelType w:val="multilevel"/>
     <w:tmpl w:val="5E2064B2"/>
@@ -34667,7 +37216,7 @@
       </w:rPr>
     </w:lvl>
   </w:abstractNum>
-  <w:abstractNum w:abstractNumId="15" w15:restartNumberingAfterBreak="0">
+  <w:abstractNum w:abstractNumId="16" w15:restartNumberingAfterBreak="0">
     <w:nsid w:val="36017F7B"/>
     <w:multiLevelType w:val="multilevel"/>
     <w:tmpl w:val="ABB0EA2C"/>
@@ -34816,7 +37365,7 @@
       </w:rPr>
     </w:lvl>
   </w:abstractNum>
-  <w:abstractNum w:abstractNumId="16" w15:restartNumberingAfterBreak="0">
+  <w:abstractNum w:abstractNumId="17" w15:restartNumberingAfterBreak="0">
     <w:nsid w:val="39867C34"/>
     <w:multiLevelType w:val="multilevel"/>
     <w:tmpl w:val="30D82164"/>
@@ -34965,7 +37514,7 @@
       </w:rPr>
     </w:lvl>
   </w:abstractNum>
-  <w:abstractNum w:abstractNumId="17" w15:restartNumberingAfterBreak="0">
+  <w:abstractNum w:abstractNumId="18" w15:restartNumberingAfterBreak="0">
     <w:nsid w:val="39B17B93"/>
     <w:multiLevelType w:val="multilevel"/>
     <w:tmpl w:val="33A24E94"/>
@@ -35114,7 +37663,7 @@
       </w:rPr>
     </w:lvl>
   </w:abstractNum>
-  <w:abstractNum w:abstractNumId="18" w15:restartNumberingAfterBreak="0">
+  <w:abstractNum w:abstractNumId="19" w15:restartNumberingAfterBreak="0">
     <w:nsid w:val="3DBF7B9A"/>
     <w:multiLevelType w:val="multilevel"/>
     <w:tmpl w:val="51989988"/>
@@ -35263,7 +37812,7 @@
       </w:rPr>
     </w:lvl>
   </w:abstractNum>
-  <w:abstractNum w:abstractNumId="19" w15:restartNumberingAfterBreak="0">
+  <w:abstractNum w:abstractNumId="20" w15:restartNumberingAfterBreak="0">
     <w:nsid w:val="404A2975"/>
     <w:multiLevelType w:val="multilevel"/>
     <w:tmpl w:val="3788EEA4"/>
@@ -35412,7 +37961,7 @@
       </w:rPr>
     </w:lvl>
   </w:abstractNum>
-  <w:abstractNum w:abstractNumId="20" w15:restartNumberingAfterBreak="0">
+  <w:abstractNum w:abstractNumId="21" w15:restartNumberingAfterBreak="0">
     <w:nsid w:val="47A251E7"/>
     <w:multiLevelType w:val="multilevel"/>
     <w:tmpl w:val="7D06DC0A"/>
@@ -35525,7 +38074,7 @@
       </w:pPr>
     </w:lvl>
   </w:abstractNum>
-  <w:abstractNum w:abstractNumId="21" w15:restartNumberingAfterBreak="0">
+  <w:abstractNum w:abstractNumId="22" w15:restartNumberingAfterBreak="0">
     <w:nsid w:val="4F0D5EED"/>
     <w:multiLevelType w:val="multilevel"/>
     <w:tmpl w:val="D63A0A94"/>
@@ -35674,7 +38223,7 @@
       </w:rPr>
     </w:lvl>
   </w:abstractNum>
-  <w:abstractNum w:abstractNumId="22" w15:restartNumberingAfterBreak="0">
+  <w:abstractNum w:abstractNumId="23" w15:restartNumberingAfterBreak="0">
     <w:nsid w:val="53727F66"/>
     <w:multiLevelType w:val="multilevel"/>
     <w:tmpl w:val="5EB25B66"/>
@@ -35823,7 +38372,7 @@
       </w:rPr>
     </w:lvl>
   </w:abstractNum>
-  <w:abstractNum w:abstractNumId="23" w15:restartNumberingAfterBreak="0">
+  <w:abstractNum w:abstractNumId="24" w15:restartNumberingAfterBreak="0">
     <w:nsid w:val="599D3057"/>
     <w:multiLevelType w:val="multilevel"/>
     <w:tmpl w:val="883E13E4"/>
@@ -35972,7 +38521,7 @@
       </w:rPr>
     </w:lvl>
   </w:abstractNum>
-  <w:abstractNum w:abstractNumId="24" w15:restartNumberingAfterBreak="0">
+  <w:abstractNum w:abstractNumId="25" w15:restartNumberingAfterBreak="0">
     <w:nsid w:val="59D45D1D"/>
     <w:multiLevelType w:val="multilevel"/>
     <w:tmpl w:val="F5E2940A"/>
@@ -36121,7 +38670,7 @@
       </w:rPr>
     </w:lvl>
   </w:abstractNum>
-  <w:abstractNum w:abstractNumId="25" w15:restartNumberingAfterBreak="0">
+  <w:abstractNum w:abstractNumId="26" w15:restartNumberingAfterBreak="0">
     <w:nsid w:val="5A941A59"/>
     <w:multiLevelType w:val="multilevel"/>
     <w:tmpl w:val="F6D4BCA4"/>
@@ -36234,7 +38783,7 @@
       </w:pPr>
     </w:lvl>
   </w:abstractNum>
-  <w:abstractNum w:abstractNumId="26" w15:restartNumberingAfterBreak="0">
+  <w:abstractNum w:abstractNumId="27" w15:restartNumberingAfterBreak="0">
     <w:nsid w:val="5F9D41DA"/>
     <w:multiLevelType w:val="multilevel"/>
     <w:tmpl w:val="17CC5752"/>
@@ -36383,7 +38932,7 @@
       </w:rPr>
     </w:lvl>
   </w:abstractNum>
-  <w:abstractNum w:abstractNumId="27" w15:restartNumberingAfterBreak="0">
+  <w:abstractNum w:abstractNumId="28" w15:restartNumberingAfterBreak="0">
     <w:nsid w:val="61EF57E3"/>
     <w:multiLevelType w:val="multilevel"/>
     <w:tmpl w:val="D0A858A0"/>
@@ -36532,7 +39081,7 @@
       </w:rPr>
     </w:lvl>
   </w:abstractNum>
-  <w:abstractNum w:abstractNumId="28" w15:restartNumberingAfterBreak="0">
+  <w:abstractNum w:abstractNumId="29" w15:restartNumberingAfterBreak="0">
     <w:nsid w:val="635910F7"/>
     <w:multiLevelType w:val="multilevel"/>
     <w:tmpl w:val="268E96E6"/>
@@ -36681,7 +39230,7 @@
       </w:rPr>
     </w:lvl>
   </w:abstractNum>
-  <w:abstractNum w:abstractNumId="29" w15:restartNumberingAfterBreak="0">
+  <w:abstractNum w:abstractNumId="30" w15:restartNumberingAfterBreak="0">
     <w:nsid w:val="661A51B6"/>
     <w:multiLevelType w:val="multilevel"/>
     <w:tmpl w:val="E8DE4462"/>
@@ -36794,7 +39343,7 @@
       </w:pPr>
     </w:lvl>
   </w:abstractNum>
-  <w:abstractNum w:abstractNumId="30" w15:restartNumberingAfterBreak="0">
+  <w:abstractNum w:abstractNumId="31" w15:restartNumberingAfterBreak="0">
     <w:nsid w:val="6A1901E8"/>
     <w:multiLevelType w:val="multilevel"/>
     <w:tmpl w:val="A264402C"/>
@@ -36907,7 +39456,7 @@
       </w:pPr>
     </w:lvl>
   </w:abstractNum>
-  <w:abstractNum w:abstractNumId="31" w15:restartNumberingAfterBreak="0">
+  <w:abstractNum w:abstractNumId="32" w15:restartNumberingAfterBreak="0">
     <w:nsid w:val="6F7D4DDC"/>
     <w:multiLevelType w:val="multilevel"/>
     <w:tmpl w:val="8C76F430"/>
@@ -37020,7 +39569,7 @@
       </w:pPr>
     </w:lvl>
   </w:abstractNum>
-  <w:abstractNum w:abstractNumId="32" w15:restartNumberingAfterBreak="0">
+  <w:abstractNum w:abstractNumId="33" w15:restartNumberingAfterBreak="0">
     <w:nsid w:val="7280563B"/>
     <w:multiLevelType w:val="multilevel"/>
     <w:tmpl w:val="9A50636A"/>
@@ -37133,7 +39682,7 @@
       </w:pPr>
     </w:lvl>
   </w:abstractNum>
-  <w:abstractNum w:abstractNumId="33" w15:restartNumberingAfterBreak="0">
+  <w:abstractNum w:abstractNumId="34" w15:restartNumberingAfterBreak="0">
     <w:nsid w:val="732940B5"/>
     <w:multiLevelType w:val="multilevel"/>
     <w:tmpl w:val="54E075D2"/>
@@ -37246,7 +39795,7 @@
       </w:pPr>
     </w:lvl>
   </w:abstractNum>
-  <w:abstractNum w:abstractNumId="34" w15:restartNumberingAfterBreak="0">
+  <w:abstractNum w:abstractNumId="35" w15:restartNumberingAfterBreak="0">
     <w:nsid w:val="74732C73"/>
     <w:multiLevelType w:val="hybridMultilevel"/>
     <w:tmpl w:val="FCCA6DDC"/>
@@ -37359,7 +39908,7 @@
       </w:rPr>
     </w:lvl>
   </w:abstractNum>
-  <w:abstractNum w:abstractNumId="35" w15:restartNumberingAfterBreak="0">
+  <w:abstractNum w:abstractNumId="36" w15:restartNumberingAfterBreak="0">
     <w:nsid w:val="78D14EAB"/>
     <w:multiLevelType w:val="multilevel"/>
     <w:tmpl w:val="576E7E5A"/>
@@ -37508,7 +40057,7 @@
       </w:rPr>
     </w:lvl>
   </w:abstractNum>
-  <w:abstractNum w:abstractNumId="36" w15:restartNumberingAfterBreak="0">
+  <w:abstractNum w:abstractNumId="37" w15:restartNumberingAfterBreak="0">
     <w:nsid w:val="7DAD2AEF"/>
     <w:multiLevelType w:val="multilevel"/>
     <w:tmpl w:val="AF280126"/>
@@ -37621,7 +40170,7 @@
       </w:pPr>
     </w:lvl>
   </w:abstractNum>
-  <w:abstractNum w:abstractNumId="37" w15:restartNumberingAfterBreak="0">
+  <w:abstractNum w:abstractNumId="38" w15:restartNumberingAfterBreak="0">
     <w:nsid w:val="7F205539"/>
     <w:multiLevelType w:val="multilevel"/>
     <w:tmpl w:val="491C2894"/>
@@ -37771,58 +40320,58 @@
     </w:lvl>
   </w:abstractNum>
   <w:num w:numId="1" w16cid:durableId="792358555">
-    <w:abstractNumId w:val="34"/>
+    <w:abstractNumId w:val="35"/>
   </w:num>
   <w:num w:numId="2" w16cid:durableId="392778002">
-    <w:abstractNumId w:val="32"/>
+    <w:abstractNumId w:val="33"/>
   </w:num>
   <w:num w:numId="3" w16cid:durableId="1892230794">
-    <w:abstractNumId w:val="35"/>
+    <w:abstractNumId w:val="36"/>
   </w:num>
   <w:num w:numId="4" w16cid:durableId="457259463">
     <w:abstractNumId w:val="10"/>
   </w:num>
   <w:num w:numId="5" w16cid:durableId="617566911">
-    <w:abstractNumId w:val="21"/>
+    <w:abstractNumId w:val="22"/>
   </w:num>
   <w:num w:numId="6" w16cid:durableId="751976504">
-    <w:abstractNumId w:val="15"/>
+    <w:abstractNumId w:val="16"/>
   </w:num>
   <w:num w:numId="7" w16cid:durableId="1710572910">
-    <w:abstractNumId w:val="24"/>
+    <w:abstractNumId w:val="25"/>
   </w:num>
   <w:num w:numId="8" w16cid:durableId="1437286344">
     <w:abstractNumId w:val="9"/>
   </w:num>
   <w:num w:numId="9" w16cid:durableId="380639707">
-    <w:abstractNumId w:val="30"/>
+    <w:abstractNumId w:val="31"/>
   </w:num>
   <w:num w:numId="10" w16cid:durableId="1049574398">
-    <w:abstractNumId w:val="27"/>
+    <w:abstractNumId w:val="28"/>
   </w:num>
   <w:num w:numId="11" w16cid:durableId="995494462">
-    <w:abstractNumId w:val="18"/>
+    <w:abstractNumId w:val="19"/>
   </w:num>
   <w:num w:numId="12" w16cid:durableId="1209028091">
     <w:abstractNumId w:val="13"/>
   </w:num>
   <w:num w:numId="13" w16cid:durableId="1707634690">
-    <w:abstractNumId w:val="22"/>
+    <w:abstractNumId w:val="23"/>
   </w:num>
   <w:num w:numId="14" w16cid:durableId="1050954666">
-    <w:abstractNumId w:val="23"/>
+    <w:abstractNumId w:val="24"/>
   </w:num>
   <w:num w:numId="15" w16cid:durableId="562451185">
-    <w:abstractNumId w:val="37"/>
+    <w:abstractNumId w:val="38"/>
   </w:num>
   <w:num w:numId="16" w16cid:durableId="1281305618">
-    <w:abstractNumId w:val="33"/>
+    <w:abstractNumId w:val="34"/>
   </w:num>
   <w:num w:numId="17" w16cid:durableId="1297178898">
-    <w:abstractNumId w:val="28"/>
+    <w:abstractNumId w:val="29"/>
   </w:num>
   <w:num w:numId="18" w16cid:durableId="1958902551">
-    <w:abstractNumId w:val="17"/>
+    <w:abstractNumId w:val="18"/>
   </w:num>
   <w:num w:numId="19" w16cid:durableId="452943318">
     <w:abstractNumId w:val="0"/>
@@ -37834,10 +40383,10 @@
     <w:abstractNumId w:val="12"/>
   </w:num>
   <w:num w:numId="22" w16cid:durableId="1260290035">
-    <w:abstractNumId w:val="25"/>
+    <w:abstractNumId w:val="26"/>
   </w:num>
   <w:num w:numId="23" w16cid:durableId="718748004">
-    <w:abstractNumId w:val="31"/>
+    <w:abstractNumId w:val="32"/>
   </w:num>
   <w:num w:numId="24" w16cid:durableId="59181737">
     <w:abstractNumId w:val="4"/>
@@ -37846,16 +40395,16 @@
     <w:abstractNumId w:val="6"/>
   </w:num>
   <w:num w:numId="26" w16cid:durableId="1480340444">
-    <w:abstractNumId w:val="19"/>
+    <w:abstractNumId w:val="20"/>
   </w:num>
   <w:num w:numId="27" w16cid:durableId="1320381594">
-    <w:abstractNumId w:val="14"/>
+    <w:abstractNumId w:val="15"/>
   </w:num>
   <w:num w:numId="28" w16cid:durableId="1111558323">
     <w:abstractNumId w:val="3"/>
   </w:num>
   <w:num w:numId="29" w16cid:durableId="959579479">
-    <w:abstractNumId w:val="36"/>
+    <w:abstractNumId w:val="37"/>
   </w:num>
   <w:num w:numId="30" w16cid:durableId="1471248562">
     <w:abstractNumId w:val="2"/>
@@ -37864,16 +40413,16 @@
     <w:abstractNumId w:val="7"/>
   </w:num>
   <w:num w:numId="32" w16cid:durableId="1034694190">
-    <w:abstractNumId w:val="26"/>
+    <w:abstractNumId w:val="27"/>
   </w:num>
   <w:num w:numId="33" w16cid:durableId="919287977">
-    <w:abstractNumId w:val="16"/>
+    <w:abstractNumId w:val="17"/>
   </w:num>
   <w:num w:numId="34" w16cid:durableId="1592812231">
-    <w:abstractNumId w:val="29"/>
+    <w:abstractNumId w:val="30"/>
   </w:num>
   <w:num w:numId="35" w16cid:durableId="2069453522">
-    <w:abstractNumId w:val="20"/>
+    <w:abstractNumId w:val="21"/>
   </w:num>
   <w:num w:numId="36" w16cid:durableId="884947330">
     <w:abstractNumId w:val="5"/>
@@ -37883,6 +40432,9 @@
   </w:num>
   <w:num w:numId="38" w16cid:durableId="1557160891">
     <w:abstractNumId w:val="11"/>
+  </w:num>
+  <w:num w:numId="39" w16cid:durableId="765809649">
+    <w:abstractNumId w:val="14"/>
   </w:num>
 </w:numbering>
 </file>
@@ -38967,6 +41519,18 @@
       <w:color w:val="666666"/>
     </w:rPr>
   </w:style>
+  <w:style w:type="character" w:styleId="FollowedHyperlink">
+    <w:name w:val="FollowedHyperlink"/>
+    <w:basedOn w:val="DefaultParagraphFont"/>
+    <w:uiPriority w:val="99"/>
+    <w:semiHidden/>
+    <w:unhideWhenUsed/>
+    <w:rsid w:val="00CD0B76"/>
+    <w:rPr>
+      <w:color w:val="954F72" w:themeColor="followedHyperlink"/>
+      <w:u w:val="single"/>
+    </w:rPr>
+  </w:style>
 </w:styles>
 </file>
 
@@ -39263,4 +41827,16 @@
     </a:ext>
   </a:extLst>
 </a:theme>
+</file>
+
+<file path=customXml/item1.xml><?xml version="1.0" encoding="utf-8"?>
+<b:Sources xmlns:b="http://schemas.openxmlformats.org/officeDocument/2006/bibliography" xmlns="http://schemas.openxmlformats.org/officeDocument/2006/bibliography" SelectedStyle="\APASixthEditionOfficeOnline.xsl" StyleName="APA" Version="6"/>
+</file>
+
+<file path=customXml/itemProps1.xml><?xml version="1.0" encoding="utf-8"?>
+<ds:datastoreItem xmlns:ds="http://schemas.openxmlformats.org/officeDocument/2006/customXml" ds:itemID="{358B696A-C3B5-48B9-9BB5-64C450CE8995}">
+  <ds:schemaRefs>
+    <ds:schemaRef ds:uri="http://schemas.openxmlformats.org/officeDocument/2006/bibliography"/>
+  </ds:schemaRefs>
+</ds:datastoreItem>
 </file>
--- a/DMGT/notes/Unit-2_Set_theory.docx
+++ b/DMGT/notes/Unit-2_Set_theory.docx
@@ -10953,23 +10953,7 @@
             <w:sz w:val="24"/>
             <w:szCs w:val="24"/>
           </w:rPr>
-          <w:t>https://y</w:t>
-        </w:r>
-        <w:r>
-          <w:rPr>
-            <w:rStyle w:val="Hyperlink"/>
-            <w:sz w:val="24"/>
-            <w:szCs w:val="24"/>
-          </w:rPr>
-          <w:t>o</w:t>
-        </w:r>
-        <w:r>
-          <w:rPr>
-            <w:rStyle w:val="Hyperlink"/>
-            <w:sz w:val="24"/>
-            <w:szCs w:val="24"/>
-          </w:rPr>
-          <w:t>utu.be/yurSCPPloMs?si=Yb-6vsnwShu51iaO/</w:t>
+          <w:t>https://youtu.be/yurSCPPloMs?si=Yb-6vsnwShu51iaO/</w:t>
         </w:r>
       </w:hyperlink>
       <w:r>
@@ -17822,18 +17806,7 @@
                     <w:sz w:val="20"/>
                     <w:szCs w:val="20"/>
                   </w:rPr>
-                  <m:t>nP</m:t>
-                </m:r>
-                <m:r>
-                  <m:rPr>
-                    <m:sty m:val="b"/>
-                  </m:rPr>
-                  <w:rPr>
-                    <w:rFonts w:ascii="Cambria Math" w:hAnsi="Cambria Math"/>
-                    <w:sz w:val="20"/>
-                    <w:szCs w:val="20"/>
-                  </w:rPr>
-                  <m:t>n</m:t>
+                  <m:t>nPn</m:t>
                 </m:r>
                 <m:r>
                   <m:rPr>
@@ -17844,18 +17817,7 @@
                     <w:sz w:val="20"/>
                     <w:szCs w:val="20"/>
                   </w:rPr>
-                  <m:t>=</m:t>
-                </m:r>
-                <m:r>
-                  <m:rPr>
-                    <m:sty m:val="bi"/>
-                  </m:rPr>
-                  <w:rPr>
-                    <w:rFonts w:ascii="Cambria Math" w:hAnsi="Cambria Math"/>
-                    <w:sz w:val="20"/>
-                    <w:szCs w:val="20"/>
-                  </w:rPr>
-                  <m:t>n!</m:t>
+                  <m:t>=n!</m:t>
                 </m:r>
               </m:oMath>
             </m:oMathPara>
@@ -18389,7 +18351,7 @@
                         <w:sz w:val="20"/>
                         <w:szCs w:val="20"/>
                       </w:rPr>
-                      <m:t>n1</m:t>
+                      <m:t>n</m:t>
                     </m:r>
                     <m:r>
                       <m:rPr>
@@ -18400,7 +18362,7 @@
                         <w:sz w:val="20"/>
                         <w:szCs w:val="20"/>
                       </w:rPr>
-                      <m:t>!</m:t>
+                      <m:t>1!× n</m:t>
                     </m:r>
                     <m:r>
                       <m:rPr>
@@ -18411,7 +18373,7 @@
                         <w:sz w:val="20"/>
                         <w:szCs w:val="20"/>
                       </w:rPr>
-                      <m:t>× n2!</m:t>
+                      <m:t>2!</m:t>
                     </m:r>
                   </m:den>
                 </m:f>
@@ -18919,40 +18881,7 @@
                         <w:sz w:val="20"/>
                         <w:szCs w:val="20"/>
                       </w:rPr>
-                      <m:t>(</m:t>
-                    </m:r>
-                    <m:r>
-                      <m:rPr>
-                        <m:sty m:val="bi"/>
-                      </m:rPr>
-                      <w:rPr>
-                        <w:rFonts w:ascii="Cambria Math" w:hAnsi="Cambria Math"/>
-                        <w:sz w:val="20"/>
-                        <w:szCs w:val="20"/>
-                      </w:rPr>
-                      <m:t>n</m:t>
-                    </m:r>
-                    <m:r>
-                      <m:rPr>
-                        <m:sty m:val="bi"/>
-                      </m:rPr>
-                      <w:rPr>
-                        <w:rFonts w:ascii="Cambria Math" w:hAnsi="Cambria Math"/>
-                        <w:sz w:val="20"/>
-                        <w:szCs w:val="20"/>
-                      </w:rPr>
-                      <m:t>-1)</m:t>
-                    </m:r>
-                    <m:r>
-                      <m:rPr>
-                        <m:sty m:val="bi"/>
-                      </m:rPr>
-                      <w:rPr>
-                        <w:rFonts w:ascii="Cambria Math" w:hAnsi="Cambria Math"/>
-                        <w:sz w:val="20"/>
-                        <w:szCs w:val="20"/>
-                      </w:rPr>
-                      <m:t>!</m:t>
+                      <m:t>(n-1)!</m:t>
                     </m:r>
                   </m:num>
                   <m:den>
@@ -19066,7 +18995,7 @@
           <w:szCs w:val="20"/>
         </w:rPr>
         <w:pict w14:anchorId="2C8FFC02">
-          <v:rect id="_x0000_i1172" style="width:0;height:1.5pt" o:hralign="center" o:hrstd="t" o:hr="t" fillcolor="#a0a0a0" stroked="f"/>
+          <v:rect id="_x0000_i1103" style="width:0;height:1.5pt" o:hralign="center" o:hrstd="t" o:hr="t" fillcolor="#a0a0a0" stroked="f"/>
         </w:pict>
       </w:r>
     </w:p>
@@ -19213,18 +19142,7 @@
                     <w:sz w:val="20"/>
                     <w:szCs w:val="20"/>
                   </w:rPr>
-                  <m:t>=</m:t>
-                </m:r>
-                <m:r>
-                  <m:rPr>
-                    <m:sty m:val="bi"/>
-                  </m:rPr>
-                  <w:rPr>
-                    <w:rFonts w:ascii="Cambria Math" w:hAnsi="Cambria Math"/>
-                    <w:sz w:val="20"/>
-                    <w:szCs w:val="20"/>
-                  </w:rPr>
-                  <m:t>n!</m:t>
+                  <m:t>=n!</m:t>
                 </m:r>
               </m:oMath>
             </m:oMathPara>
@@ -19453,7 +19371,7 @@
                         <w:sz w:val="20"/>
                         <w:szCs w:val="20"/>
                       </w:rPr>
-                      <m:t>n1</m:t>
+                      <m:t>n</m:t>
                     </m:r>
                     <m:r>
                       <m:rPr>
@@ -19464,7 +19382,18 @@
                         <w:sz w:val="20"/>
                         <w:szCs w:val="20"/>
                       </w:rPr>
-                      <m:t>!× n2!</m:t>
+                      <m:t>1!× n</m:t>
+                    </m:r>
+                    <m:r>
+                      <m:rPr>
+                        <m:sty m:val="bi"/>
+                      </m:rPr>
+                      <w:rPr>
+                        <w:rFonts w:ascii="Cambria Math" w:hAnsi="Cambria Math"/>
+                        <w:sz w:val="20"/>
+                        <w:szCs w:val="20"/>
+                      </w:rPr>
+                      <m:t>2!</m:t>
                     </m:r>
                   </m:den>
                 </m:f>
@@ -19704,7 +19633,7 @@
           <w:szCs w:val="20"/>
         </w:rPr>
         <w:pict w14:anchorId="2AC3ABD3">
-          <v:rect id="_x0000_i1173" style="width:0;height:1.5pt" o:hralign="center" o:hrstd="t" o:hr="t" fillcolor="#a0a0a0" stroked="f"/>
+          <v:rect id="_x0000_i1104" style="width:0;height:1.5pt" o:hralign="center" o:hrstd="t" o:hr="t" fillcolor="#a0a0a0" stroked="f"/>
         </w:pict>
       </w:r>
     </w:p>
@@ -19861,7 +19790,7 @@
           <w:szCs w:val="20"/>
         </w:rPr>
         <w:pict w14:anchorId="2FA381FD">
-          <v:rect id="_x0000_i1174" style="width:0;height:1.5pt" o:hralign="center" o:hrstd="t" o:hr="t" fillcolor="#a0a0a0" stroked="f"/>
+          <v:rect id="_x0000_i1105" style="width:0;height:1.5pt" o:hralign="center" o:hrstd="t" o:hr="t" fillcolor="#a0a0a0" stroked="f"/>
         </w:pict>
       </w:r>
     </w:p>
@@ -20053,7 +19982,7 @@
           <w:szCs w:val="20"/>
         </w:rPr>
         <w:pict w14:anchorId="72E0A566">
-          <v:rect id="_x0000_i1103" style="width:0;height:1.5pt" o:hralign="center" o:hrstd="t" o:hr="t" fillcolor="#a0a0a0" stroked="f"/>
+          <v:rect id="_x0000_i1106" style="width:0;height:1.5pt" o:hralign="center" o:hrstd="t" o:hr="t" fillcolor="#a0a0a0" stroked="f"/>
         </w:pict>
       </w:r>
     </w:p>
@@ -20293,7 +20222,7 @@
           <w:szCs w:val="20"/>
         </w:rPr>
         <w:pict w14:anchorId="2F3630AB">
-          <v:rect id="_x0000_i1104" style="width:0;height:1.5pt" o:hralign="center" o:hrstd="t" o:hr="t" fillcolor="#a0a0a0" stroked="f"/>
+          <v:rect id="_x0000_i1107" style="width:0;height:1.5pt" o:hralign="center" o:hrstd="t" o:hr="t" fillcolor="#a0a0a0" stroked="f"/>
         </w:pict>
       </w:r>
     </w:p>
@@ -20683,7 +20612,7 @@
           <w:szCs w:val="20"/>
         </w:rPr>
         <w:pict w14:anchorId="4CF5D847">
-          <v:rect id="_x0000_i1105" style="width:0;height:1.5pt" o:hralign="center" o:hrstd="t" o:hr="t" fillcolor="#a0a0a0" stroked="f"/>
+          <v:rect id="_x0000_i1108" style="width:0;height:1.5pt" o:hralign="center" o:hrstd="t" o:hr="t" fillcolor="#a0a0a0" stroked="f"/>
         </w:pict>
       </w:r>
     </w:p>
@@ -21085,7 +21014,7 @@
           <w:szCs w:val="20"/>
         </w:rPr>
         <w:pict w14:anchorId="0E76F290">
-          <v:rect id="_x0000_i1106" style="width:0;height:1.5pt" o:hralign="center" o:hrstd="t" o:hr="t" fillcolor="#a0a0a0" stroked="f"/>
+          <v:rect id="_x0000_i1109" style="width:0;height:1.5pt" o:hralign="center" o:hrstd="t" o:hr="t" fillcolor="#a0a0a0" stroked="f"/>
         </w:pict>
       </w:r>
     </w:p>
@@ -21398,7 +21327,7 @@
           <w:szCs w:val="20"/>
         </w:rPr>
         <w:pict w14:anchorId="04443ED4">
-          <v:rect id="_x0000_i1107" style="width:0;height:1.5pt" o:hralign="center" o:hrstd="t" o:hr="t" fillcolor="#a0a0a0" stroked="f"/>
+          <v:rect id="_x0000_i1110" style="width:0;height:1.5pt" o:hralign="center" o:hrstd="t" o:hr="t" fillcolor="#a0a0a0" stroked="f"/>
         </w:pict>
       </w:r>
     </w:p>
@@ -21600,7 +21529,7 @@
           <w:szCs w:val="20"/>
         </w:rPr>
         <w:pict w14:anchorId="492B0D8D">
-          <v:rect id="_x0000_i1108" style="width:0;height:1.5pt" o:hralign="center" o:hrstd="t" o:hr="t" fillcolor="#a0a0a0" stroked="f"/>
+          <v:rect id="_x0000_i1111" style="width:0;height:1.5pt" o:hralign="center" o:hrstd="t" o:hr="t" fillcolor="#a0a0a0" stroked="f"/>
         </w:pict>
       </w:r>
     </w:p>
@@ -22205,7 +22134,7 @@
           <w:szCs w:val="20"/>
         </w:rPr>
         <w:pict w14:anchorId="1B9B9CD2">
-          <v:rect id="_x0000_i1109" style="width:0;height:1.5pt" o:hralign="center" o:hrstd="t" o:hr="t" fillcolor="#a0a0a0" stroked="f"/>
+          <v:rect id="_x0000_i1112" style="width:0;height:1.5pt" o:hralign="center" o:hrstd="t" o:hr="t" fillcolor="#a0a0a0" stroked="f"/>
         </w:pict>
       </w:r>
     </w:p>
@@ -22417,7 +22346,7 @@
           <w:szCs w:val="20"/>
         </w:rPr>
         <w:pict w14:anchorId="3BDBDECF">
-          <v:rect id="_x0000_i1110" style="width:0;height:1.5pt" o:hralign="center" o:hrstd="t" o:hr="t" fillcolor="#a0a0a0" stroked="f"/>
+          <v:rect id="_x0000_i1113" style="width:0;height:1.5pt" o:hralign="center" o:hrstd="t" o:hr="t" fillcolor="#a0a0a0" stroked="f"/>
         </w:pict>
       </w:r>
     </w:p>
@@ -22554,7 +22483,7 @@
           <w:szCs w:val="20"/>
         </w:rPr>
         <w:pict w14:anchorId="7CFF7FB7">
-          <v:rect id="_x0000_i1111" style="width:0;height:1.5pt" o:hralign="center" o:hrstd="t" o:hr="t" fillcolor="#a0a0a0" stroked="f"/>
+          <v:rect id="_x0000_i1114" style="width:0;height:1.5pt" o:hralign="center" o:hrstd="t" o:hr="t" fillcolor="#a0a0a0" stroked="f"/>
         </w:pict>
       </w:r>
     </w:p>
@@ -22745,7 +22674,7 @@
           <w:szCs w:val="20"/>
         </w:rPr>
         <w:pict w14:anchorId="7CC68D71">
-          <v:rect id="_x0000_i1112" style="width:0;height:1.5pt" o:hralign="center" o:hrstd="t" o:hr="t" fillcolor="#a0a0a0" stroked="f"/>
+          <v:rect id="_x0000_i1115" style="width:0;height:1.5pt" o:hralign="center" o:hrstd="t" o:hr="t" fillcolor="#a0a0a0" stroked="f"/>
         </w:pict>
       </w:r>
     </w:p>
@@ -23048,7 +22977,7 @@
           <w:szCs w:val="20"/>
         </w:rPr>
         <w:pict w14:anchorId="682D3118">
-          <v:rect id="_x0000_i1113" style="width:0;height:1.5pt" o:hralign="center" o:hrstd="t" o:hr="t" fillcolor="#a0a0a0" stroked="f"/>
+          <v:rect id="_x0000_i1116" style="width:0;height:1.5pt" o:hralign="center" o:hrstd="t" o:hr="t" fillcolor="#a0a0a0" stroked="f"/>
         </w:pict>
       </w:r>
     </w:p>
@@ -23154,7 +23083,7 @@
           <w:szCs w:val="20"/>
         </w:rPr>
         <w:pict w14:anchorId="28C1481A">
-          <v:rect id="_x0000_i1114" style="width:0;height:1.5pt" o:hralign="center" o:hrstd="t" o:hr="t" fillcolor="#a0a0a0" stroked="f"/>
+          <v:rect id="_x0000_i1117" style="width:0;height:1.5pt" o:hralign="center" o:hrstd="t" o:hr="t" fillcolor="#a0a0a0" stroked="f"/>
         </w:pict>
       </w:r>
     </w:p>
@@ -23464,7 +23393,7 @@
           <w:szCs w:val="20"/>
         </w:rPr>
         <w:pict w14:anchorId="19F7D3E1">
-          <v:rect id="_x0000_i1115" style="width:0;height:1.5pt" o:hralign="center" o:hrstd="t" o:hr="t" fillcolor="#a0a0a0" stroked="f"/>
+          <v:rect id="_x0000_i1118" style="width:0;height:1.5pt" o:hralign="center" o:hrstd="t" o:hr="t" fillcolor="#a0a0a0" stroked="f"/>
         </w:pict>
       </w:r>
     </w:p>
@@ -23713,7 +23642,7 @@
           <w:szCs w:val="20"/>
         </w:rPr>
         <w:pict w14:anchorId="53882EB0">
-          <v:rect id="_x0000_i1116" style="width:0;height:1.5pt" o:hralign="center" o:hrstd="t" o:hr="t" fillcolor="#a0a0a0" stroked="f"/>
+          <v:rect id="_x0000_i1119" style="width:0;height:1.5pt" o:hralign="center" o:hrstd="t" o:hr="t" fillcolor="#a0a0a0" stroked="f"/>
         </w:pict>
       </w:r>
     </w:p>
@@ -23827,7 +23756,7 @@
           <w:szCs w:val="20"/>
         </w:rPr>
         <w:pict w14:anchorId="2A73E883">
-          <v:rect id="_x0000_i1117" style="width:0;height:1.5pt" o:hralign="center" o:hrstd="t" o:hr="t" fillcolor="#a0a0a0" stroked="f"/>
+          <v:rect id="_x0000_i1120" style="width:0;height:1.5pt" o:hralign="center" o:hrstd="t" o:hr="t" fillcolor="#a0a0a0" stroked="f"/>
         </w:pict>
       </w:r>
     </w:p>
@@ -24184,7 +24113,7 @@
           <w:szCs w:val="20"/>
         </w:rPr>
         <w:pict w14:anchorId="3BABA383">
-          <v:rect id="_x0000_i1118" style="width:0;height:1.5pt" o:hralign="center" o:hrstd="t" o:hr="t" fillcolor="#a0a0a0" stroked="f"/>
+          <v:rect id="_x0000_i1121" style="width:0;height:1.5pt" o:hralign="center" o:hrstd="t" o:hr="t" fillcolor="#a0a0a0" stroked="f"/>
         </w:pict>
       </w:r>
     </w:p>
@@ -24383,7 +24312,7 @@
           <w:szCs w:val="20"/>
         </w:rPr>
         <w:pict w14:anchorId="42AC9BBA">
-          <v:rect id="_x0000_i1119" style="width:0;height:1.5pt" o:hralign="center" o:hrstd="t" o:hr="t" fillcolor="#a0a0a0" stroked="f"/>
+          <v:rect id="_x0000_i1122" style="width:0;height:1.5pt" o:hralign="center" o:hrstd="t" o:hr="t" fillcolor="#a0a0a0" stroked="f"/>
         </w:pict>
       </w:r>
     </w:p>
@@ -24580,7 +24509,7 @@
           <w:szCs w:val="20"/>
         </w:rPr>
         <w:pict w14:anchorId="72DEFED1">
-          <v:rect id="_x0000_i1120" style="width:0;height:1.5pt" o:hralign="center" o:hrstd="t" o:hr="t" fillcolor="#a0a0a0" stroked="f"/>
+          <v:rect id="_x0000_i1123" style="width:0;height:1.5pt" o:hralign="center" o:hrstd="t" o:hr="t" fillcolor="#a0a0a0" stroked="f"/>
         </w:pict>
       </w:r>
     </w:p>
@@ -24765,7 +24694,7 @@
           <w:szCs w:val="20"/>
         </w:rPr>
         <w:pict w14:anchorId="6FE2865E">
-          <v:rect id="_x0000_i1121" style="width:0;height:1.5pt" o:hralign="center" o:hrstd="t" o:hr="t" fillcolor="#a0a0a0" stroked="f"/>
+          <v:rect id="_x0000_i1124" style="width:0;height:1.5pt" o:hralign="center" o:hrstd="t" o:hr="t" fillcolor="#a0a0a0" stroked="f"/>
         </w:pict>
       </w:r>
     </w:p>
@@ -24945,7 +24874,57 @@
             <w:sz w:val="20"/>
             <w:szCs w:val="20"/>
           </w:rPr>
-          <w:t>https://youtu.be/j9GohkxkjGk?si=eG7irSA_oXO_7NQ3/</w:t>
+          <w:t>https://yout</w:t>
+        </w:r>
+        <w:r>
+          <w:rPr>
+            <w:rStyle w:val="Hyperlink"/>
+            <w:b/>
+            <w:bCs/>
+            <w:sz w:val="20"/>
+            <w:szCs w:val="20"/>
+          </w:rPr>
+          <w:t>u</w:t>
+        </w:r>
+        <w:r>
+          <w:rPr>
+            <w:rStyle w:val="Hyperlink"/>
+            <w:b/>
+            <w:bCs/>
+            <w:sz w:val="20"/>
+            <w:szCs w:val="20"/>
+          </w:rPr>
+          <w:t>.</w:t>
+        </w:r>
+        <w:r>
+          <w:rPr>
+            <w:rStyle w:val="Hyperlink"/>
+            <w:b/>
+            <w:bCs/>
+            <w:sz w:val="20"/>
+            <w:szCs w:val="20"/>
+          </w:rPr>
+          <w:t>be/j9GohkxkjGk?si=eG7ir</w:t>
+        </w:r>
+        <w:r>
+          <w:rPr>
+            <w:rStyle w:val="Hyperlink"/>
+            <w:b/>
+            <w:bCs/>
+            <w:sz w:val="20"/>
+            <w:szCs w:val="20"/>
+          </w:rPr>
+          <w:t>S</w:t>
+        </w:r>
+        <w:r>
+          <w:rPr>
+            <w:rStyle w:val="Hyperlink"/>
+            <w:b/>
+            <w:bCs/>
+            <w:sz w:val="20"/>
+            <w:szCs w:val="20"/>
+          </w:rPr>
+          <w:t>A_oXO_7NQ3/</w:t>
         </w:r>
       </w:hyperlink>
       <w:r>
@@ -25138,7 +25117,7 @@
           <w:szCs w:val="20"/>
         </w:rPr>
         <w:pict w14:anchorId="33BDD8CF">
-          <v:rect id="_x0000_i1122" style="width:0;height:1.5pt" o:hralign="center" o:hrstd="t" o:hr="t" fillcolor="#a0a0a0" stroked="f"/>
+          <v:rect id="_x0000_i1125" style="width:0;height:1.5pt" o:hralign="center" o:hrstd="t" o:hr="t" fillcolor="#a0a0a0" stroked="f"/>
         </w:pict>
       </w:r>
     </w:p>
@@ -25797,7 +25776,7 @@
           <w:szCs w:val="20"/>
         </w:rPr>
         <w:pict w14:anchorId="15335E0C">
-          <v:rect id="_x0000_i1123" style="width:0;height:1.5pt" o:hralign="center" o:hrstd="t" o:hr="t" fillcolor="#a0a0a0" stroked="f"/>
+          <v:rect id="_x0000_i1126" style="width:0;height:1.5pt" o:hralign="center" o:hrstd="t" o:hr="t" fillcolor="#a0a0a0" stroked="f"/>
         </w:pict>
       </w:r>
     </w:p>
@@ -26473,7 +26452,7 @@
           <w:szCs w:val="20"/>
         </w:rPr>
         <w:pict w14:anchorId="6EABB036">
-          <v:rect id="_x0000_i1124" style="width:0;height:1.5pt" o:hralign="center" o:hrstd="t" o:hr="t" fillcolor="#a0a0a0" stroked="f"/>
+          <v:rect id="_x0000_i1127" style="width:0;height:1.5pt" o:hralign="center" o:hrstd="t" o:hr="t" fillcolor="#a0a0a0" stroked="f"/>
         </w:pict>
       </w:r>
     </w:p>
@@ -26908,7 +26887,7 @@
           <w:szCs w:val="20"/>
         </w:rPr>
         <w:pict w14:anchorId="4B93F281">
-          <v:rect id="_x0000_i1125" style="width:0;height:1.5pt" o:hralign="center" o:hrstd="t" o:hr="t" fillcolor="#a0a0a0" stroked="f"/>
+          <v:rect id="_x0000_i1128" style="width:0;height:1.5pt" o:hralign="center" o:hrstd="t" o:hr="t" fillcolor="#a0a0a0" stroked="f"/>
         </w:pict>
       </w:r>
     </w:p>
@@ -27205,7 +27184,7 @@
           <w:szCs w:val="20"/>
         </w:rPr>
         <w:pict w14:anchorId="05CB09DF">
-          <v:rect id="_x0000_i1126" style="width:0;height:1.5pt" o:hralign="center" o:hrstd="t" o:hr="t" fillcolor="#a0a0a0" stroked="f"/>
+          <v:rect id="_x0000_i1129" style="width:0;height:1.5pt" o:hralign="center" o:hrstd="t" o:hr="t" fillcolor="#a0a0a0" stroked="f"/>
         </w:pict>
       </w:r>
     </w:p>
@@ -27519,7 +27498,7 @@
           <w:szCs w:val="20"/>
         </w:rPr>
         <w:pict w14:anchorId="59465CAB">
-          <v:rect id="_x0000_i1127" style="width:0;height:1.5pt" o:hralign="center" o:hrstd="t" o:hr="t" fillcolor="#a0a0a0" stroked="f"/>
+          <v:rect id="_x0000_i1130" style="width:0;height:1.5pt" o:hralign="center" o:hrstd="t" o:hr="t" fillcolor="#a0a0a0" stroked="f"/>
         </w:pict>
       </w:r>
     </w:p>
@@ -27893,7 +27872,7 @@
           <w:szCs w:val="20"/>
         </w:rPr>
         <w:pict w14:anchorId="7B5DEFD9">
-          <v:rect id="_x0000_i1128" style="width:0;height:1.5pt" o:hralign="center" o:hrstd="t" o:hr="t" fillcolor="#a0a0a0" stroked="f"/>
+          <v:rect id="_x0000_i1131" style="width:0;height:1.5pt" o:hralign="center" o:hrstd="t" o:hr="t" fillcolor="#a0a0a0" stroked="f"/>
         </w:pict>
       </w:r>
     </w:p>
@@ -27964,7 +27943,7 @@
           <w:sz w:val="20"/>
           <w:szCs w:val="20"/>
         </w:rPr>
-        <w:t>nCrnCrnCr</w:t>
+        <w:t>nCr</w:t>
       </w:r>
       <w:proofErr w:type="spellEnd"/>
     </w:p>
@@ -28028,7 +28007,7 @@
           <w:szCs w:val="20"/>
         </w:rPr>
         <w:pict w14:anchorId="5DC74EF7">
-          <v:rect id="_x0000_i1129" style="width:0;height:1.5pt" o:hralign="center" o:hrstd="t" o:hr="t" fillcolor="#a0a0a0" stroked="f"/>
+          <v:rect id="_x0000_i1132" style="width:0;height:1.5pt" o:hralign="center" o:hrstd="t" o:hr="t" fillcolor="#a0a0a0" stroked="f"/>
         </w:pict>
       </w:r>
     </w:p>
@@ -28314,7 +28293,7 @@
           <w:szCs w:val="20"/>
         </w:rPr>
         <w:pict w14:anchorId="422D52BD">
-          <v:rect id="_x0000_i1130" style="width:0;height:1.5pt" o:hralign="center" o:hrstd="t" o:hr="t" fillcolor="#a0a0a0" stroked="f"/>
+          <v:rect id="_x0000_i1133" style="width:0;height:1.5pt" o:hralign="center" o:hrstd="t" o:hr="t" fillcolor="#a0a0a0" stroked="f"/>
         </w:pict>
       </w:r>
     </w:p>
@@ -29263,7 +29242,7 @@
           <w:szCs w:val="20"/>
         </w:rPr>
         <w:pict w14:anchorId="5FCC03E9">
-          <v:rect id="_x0000_i1131" style="width:0;height:1.5pt" o:hralign="center" o:hrstd="t" o:hr="t" fillcolor="#a0a0a0" stroked="f"/>
+          <v:rect id="_x0000_i1134" style="width:0;height:1.5pt" o:hralign="center" o:hrstd="t" o:hr="t" fillcolor="#a0a0a0" stroked="f"/>
         </w:pict>
       </w:r>
     </w:p>
@@ -29376,6 +29355,44 @@
         </w:rPr>
         <w:t xml:space="preserve"> + 1</w:t>
       </w:r>
+      <w:r>
+        <w:rPr>
+          <w:sz w:val="20"/>
+          <w:szCs w:val="20"/>
+        </w:rPr>
+        <w:t xml:space="preserve"> ( (</w:t>
+      </w:r>
+      <w:proofErr w:type="spellStart"/>
+      <w:r>
+        <w:rPr>
+          <w:sz w:val="20"/>
+          <w:szCs w:val="20"/>
+        </w:rPr>
+        <w:t>a+b</w:t>
+      </w:r>
+      <w:proofErr w:type="spellEnd"/>
+      <w:r>
+        <w:rPr>
+          <w:sz w:val="20"/>
+          <w:szCs w:val="20"/>
+        </w:rPr>
+        <w:t>)</w:t>
+      </w:r>
+      <w:r>
+        <w:rPr>
+          <w:sz w:val="20"/>
+          <w:szCs w:val="20"/>
+          <w:vertAlign w:val="superscript"/>
+        </w:rPr>
+        <w:t xml:space="preserve">6 </w:t>
+      </w:r>
+      <w:r>
+        <w:rPr>
+          <w:sz w:val="20"/>
+          <w:szCs w:val="20"/>
+        </w:rPr>
+        <w:t>= 7 terms)</w:t>
+      </w:r>
     </w:p>
     <w:p>
       <w:pPr>
@@ -29599,7 +29616,7 @@
           <w:szCs w:val="20"/>
         </w:rPr>
         <w:pict w14:anchorId="30BEE706">
-          <v:rect id="_x0000_i1132" style="width:0;height:1.5pt" o:hralign="center" o:hrstd="t" o:hr="t" fillcolor="#a0a0a0" stroked="f"/>
+          <v:rect id="_x0000_i1135" style="width:0;height:1.5pt" o:hralign="center" o:hrstd="t" o:hr="t" fillcolor="#a0a0a0" stroked="f"/>
         </w:pict>
       </w:r>
     </w:p>
@@ -29888,7 +29905,7 @@
           <w:szCs w:val="20"/>
         </w:rPr>
         <w:pict w14:anchorId="1EA01F44">
-          <v:rect id="_x0000_i1133" style="width:0;height:1.5pt" o:hralign="center" o:hrstd="t" o:hr="t" fillcolor="#a0a0a0" stroked="f"/>
+          <v:rect id="_x0000_i1136" style="width:0;height:1.5pt" o:hralign="center" o:hrstd="t" o:hr="t" fillcolor="#a0a0a0" stroked="f"/>
         </w:pict>
       </w:r>
     </w:p>
@@ -30047,7 +30064,7 @@
           <w:szCs w:val="20"/>
         </w:rPr>
         <w:pict w14:anchorId="7FDC3C15">
-          <v:rect id="_x0000_i1134" style="width:0;height:1.5pt" o:hralign="center" o:hrstd="t" o:hr="t" fillcolor="#a0a0a0" stroked="f"/>
+          <v:rect id="_x0000_i1137" style="width:0;height:1.5pt" o:hralign="center" o:hrstd="t" o:hr="t" fillcolor="#a0a0a0" stroked="f"/>
         </w:pict>
       </w:r>
     </w:p>
@@ -30243,7 +30260,7 @@
           <w:szCs w:val="20"/>
         </w:rPr>
         <w:pict w14:anchorId="3EF9DD4D">
-          <v:rect id="_x0000_i1135" style="width:0;height:1.5pt" o:hralign="center" o:hrstd="t" o:hr="t" fillcolor="#a0a0a0" stroked="f"/>
+          <v:rect id="_x0000_i1138" style="width:0;height:1.5pt" o:hralign="center" o:hrstd="t" o:hr="t" fillcolor="#a0a0a0" stroked="f"/>
         </w:pict>
       </w:r>
     </w:p>
@@ -30479,7 +30496,7 @@
           <w:szCs w:val="20"/>
         </w:rPr>
         <w:pict w14:anchorId="12ABAD90">
-          <v:rect id="_x0000_i1136" style="width:0;height:1.5pt" o:hralign="center" o:hrstd="t" o:hr="t" fillcolor="#a0a0a0" stroked="f"/>
+          <v:rect id="_x0000_i1139" style="width:0;height:1.5pt" o:hralign="center" o:hrstd="t" o:hr="t" fillcolor="#a0a0a0" stroked="f"/>
         </w:pict>
       </w:r>
     </w:p>
@@ -30725,7 +30742,7 @@
           <w:szCs w:val="20"/>
         </w:rPr>
         <w:pict w14:anchorId="5F2E37F1">
-          <v:rect id="_x0000_i1137" style="width:0;height:1.5pt" o:hralign="center" o:hrstd="t" o:hr="t" fillcolor="#a0a0a0" stroked="f"/>
+          <v:rect id="_x0000_i1140" style="width:0;height:1.5pt" o:hralign="center" o:hrstd="t" o:hr="t" fillcolor="#a0a0a0" stroked="f"/>
         </w:pict>
       </w:r>
     </w:p>
@@ -31044,7 +31061,7 @@
           <w:szCs w:val="20"/>
         </w:rPr>
         <w:pict w14:anchorId="22F53DB1">
-          <v:rect id="_x0000_i1138" style="width:0;height:1.5pt" o:hralign="center" o:hrstd="t" o:hr="t" fillcolor="#a0a0a0" stroked="f"/>
+          <v:rect id="_x0000_i1141" style="width:0;height:1.5pt" o:hralign="center" o:hrstd="t" o:hr="t" fillcolor="#a0a0a0" stroked="f"/>
         </w:pict>
       </w:r>
     </w:p>
@@ -31158,7 +31175,7 @@
           <w:szCs w:val="20"/>
         </w:rPr>
         <w:pict w14:anchorId="354C7E34">
-          <v:rect id="_x0000_i1139" style="width:0;height:1.5pt" o:hralign="center" o:hrstd="t" o:hr="t" fillcolor="#a0a0a0" stroked="f"/>
+          <v:rect id="_x0000_i1142" style="width:0;height:1.5pt" o:hralign="center" o:hrstd="t" o:hr="t" fillcolor="#a0a0a0" stroked="f"/>
         </w:pict>
       </w:r>
     </w:p>
@@ -31255,7 +31272,7 @@
           <w:szCs w:val="20"/>
         </w:rPr>
         <w:pict w14:anchorId="52924EA1">
-          <v:rect id="_x0000_i1140" style="width:0;height:1.5pt" o:hralign="center" o:hrstd="t" o:hr="t" fillcolor="#a0a0a0" stroked="f"/>
+          <v:rect id="_x0000_i1143" style="width:0;height:1.5pt" o:hralign="center" o:hrstd="t" o:hr="t" fillcolor="#a0a0a0" stroked="f"/>
         </w:pict>
       </w:r>
     </w:p>
@@ -31625,7 +31642,23 @@
             <w:sz w:val="20"/>
             <w:szCs w:val="20"/>
           </w:rPr>
-          <w:t>https://youtu.be/B2A2pGrDG8I?si=J7siMe6vsf801-7Y/</w:t>
+          <w:t>https://youtu.be</w:t>
+        </w:r>
+        <w:r>
+          <w:rPr>
+            <w:rStyle w:val="Hyperlink"/>
+            <w:sz w:val="20"/>
+            <w:szCs w:val="20"/>
+          </w:rPr>
+          <w:t>/</w:t>
+        </w:r>
+        <w:r>
+          <w:rPr>
+            <w:rStyle w:val="Hyperlink"/>
+            <w:sz w:val="20"/>
+            <w:szCs w:val="20"/>
+          </w:rPr>
+          <w:t>B2A2pGrDG8I?si=J7siMe6vsf801-7Y/</w:t>
         </w:r>
       </w:hyperlink>
       <w:r>
@@ -31682,7 +31715,23 @@
             <w:sz w:val="20"/>
             <w:szCs w:val="20"/>
           </w:rPr>
-          <w:t>https://youtu.be/2ii8mCFXj88?si=sOjaWQhT6QJEyOgj/</w:t>
+          <w:t>https://y</w:t>
+        </w:r>
+        <w:r>
+          <w:rPr>
+            <w:rStyle w:val="Hyperlink"/>
+            <w:sz w:val="20"/>
+            <w:szCs w:val="20"/>
+          </w:rPr>
+          <w:t>o</w:t>
+        </w:r>
+        <w:r>
+          <w:rPr>
+            <w:rStyle w:val="Hyperlink"/>
+            <w:sz w:val="20"/>
+            <w:szCs w:val="20"/>
+          </w:rPr>
+          <w:t>utu.be/2ii8mCFXj88?si=sOjaWQhT6QJEyOgj/</w:t>
         </w:r>
       </w:hyperlink>
     </w:p>
@@ -31781,7 +31830,7 @@
           <w:szCs w:val="20"/>
         </w:rPr>
         <w:pict w14:anchorId="69227D6D">
-          <v:rect id="_x0000_i1141" style="width:0;height:1.5pt" o:hralign="center" o:hrstd="t" o:hr="t" fillcolor="#a0a0a0" stroked="f"/>
+          <v:rect id="_x0000_i1144" style="width:0;height:1.5pt" o:hralign="center" o:hrstd="t" o:hr="t" fillcolor="#a0a0a0" stroked="f"/>
         </w:pict>
       </w:r>
     </w:p>
@@ -31990,7 +32039,7 @@
           <w:szCs w:val="20"/>
         </w:rPr>
         <w:pict w14:anchorId="6B32AA1E">
-          <v:rect id="_x0000_i1142" style="width:0;height:1.5pt" o:hralign="center" o:hrstd="t" o:hr="t" fillcolor="#a0a0a0" stroked="f"/>
+          <v:rect id="_x0000_i1145" style="width:0;height:1.5pt" o:hralign="center" o:hrstd="t" o:hr="t" fillcolor="#a0a0a0" stroked="f"/>
         </w:pict>
       </w:r>
     </w:p>
@@ -32591,7 +32640,7 @@
           <w:szCs w:val="20"/>
         </w:rPr>
         <w:pict w14:anchorId="11B533D7">
-          <v:rect id="_x0000_i1143" style="width:0;height:1.5pt" o:hralign="center" o:hrstd="t" o:hr="t" fillcolor="#a0a0a0" stroked="f"/>
+          <v:rect id="_x0000_i1146" style="width:0;height:1.5pt" o:hralign="center" o:hrstd="t" o:hr="t" fillcolor="#a0a0a0" stroked="f"/>
         </w:pict>
       </w:r>
     </w:p>
@@ -32965,7 +33014,7 @@
           <w:szCs w:val="20"/>
         </w:rPr>
         <w:pict w14:anchorId="6F928B28">
-          <v:rect id="_x0000_i1144" style="width:0;height:1.5pt" o:hralign="center" o:hrstd="t" o:hr="t" fillcolor="#a0a0a0" stroked="f"/>
+          <v:rect id="_x0000_i1147" style="width:0;height:1.5pt" o:hralign="center" o:hrstd="t" o:hr="t" fillcolor="#a0a0a0" stroked="f"/>
         </w:pict>
       </w:r>
     </w:p>
@@ -33082,7 +33131,7 @@
           <w:szCs w:val="20"/>
         </w:rPr>
         <w:pict w14:anchorId="63F16561">
-          <v:rect id="_x0000_i1145" style="width:0;height:1.5pt" o:hralign="center" o:hrstd="t" o:hr="t" fillcolor="#a0a0a0" stroked="f"/>
+          <v:rect id="_x0000_i1148" style="width:0;height:1.5pt" o:hralign="center" o:hrstd="t" o:hr="t" fillcolor="#a0a0a0" stroked="f"/>
         </w:pict>
       </w:r>
     </w:p>
@@ -33406,7 +33455,7 @@
           <w:szCs w:val="20"/>
         </w:rPr>
         <w:pict w14:anchorId="142962C3">
-          <v:rect id="_x0000_i1146" style="width:0;height:1.5pt" o:hralign="center" o:hrstd="t" o:hr="t" fillcolor="#a0a0a0" stroked="f"/>
+          <v:rect id="_x0000_i1149" style="width:0;height:1.5pt" o:hralign="center" o:hrstd="t" o:hr="t" fillcolor="#a0a0a0" stroked="f"/>
         </w:pict>
       </w:r>
     </w:p>
@@ -33579,7 +33628,7 @@
           <w:szCs w:val="20"/>
         </w:rPr>
         <w:pict w14:anchorId="12BE9228">
-          <v:rect id="_x0000_i1147" style="width:0;height:1.5pt" o:hralign="center" o:hrstd="t" o:hr="t" fillcolor="#a0a0a0" stroked="f"/>
+          <v:rect id="_x0000_i1150" style="width:0;height:1.5pt" o:hralign="center" o:hrstd="t" o:hr="t" fillcolor="#a0a0a0" stroked="f"/>
         </w:pict>
       </w:r>
     </w:p>
@@ -33778,7 +33827,7 @@
           <w:szCs w:val="20"/>
         </w:rPr>
         <w:pict w14:anchorId="33F9CEAA">
-          <v:rect id="_x0000_i1148" style="width:0;height:1.5pt" o:hralign="center" o:hrstd="t" o:hr="t" fillcolor="#a0a0a0" stroked="f"/>
+          <v:rect id="_x0000_i1151" style="width:0;height:1.5pt" o:hralign="center" o:hrstd="t" o:hr="t" fillcolor="#a0a0a0" stroked="f"/>
         </w:pict>
       </w:r>
     </w:p>
@@ -34175,7 +34224,7 @@
           <w:szCs w:val="20"/>
         </w:rPr>
         <w:pict w14:anchorId="117A2A33">
-          <v:rect id="_x0000_i1149" style="width:0;height:1.5pt" o:hralign="center" o:hrstd="t" o:hr="t" fillcolor="#a0a0a0" stroked="f"/>
+          <v:rect id="_x0000_i1152" style="width:0;height:1.5pt" o:hralign="center" o:hrstd="t" o:hr="t" fillcolor="#a0a0a0" stroked="f"/>
         </w:pict>
       </w:r>
     </w:p>
@@ -34399,7 +34448,7 @@
           <w:szCs w:val="20"/>
         </w:rPr>
         <w:pict w14:anchorId="16B1A339">
-          <v:rect id="_x0000_i1150" style="width:0;height:1.5pt" o:hralign="center" o:hrstd="t" o:hr="t" fillcolor="#a0a0a0" stroked="f"/>
+          <v:rect id="_x0000_i1153" style="width:0;height:1.5pt" o:hralign="center" o:hrstd="t" o:hr="t" fillcolor="#a0a0a0" stroked="f"/>
         </w:pict>
       </w:r>
     </w:p>
@@ -34574,7 +34623,7 @@
           <w:szCs w:val="20"/>
         </w:rPr>
         <w:pict w14:anchorId="37CF7A21">
-          <v:rect id="_x0000_i1151" style="width:0;height:1.5pt" o:hralign="center" o:hrstd="t" o:hr="t" fillcolor="#a0a0a0" stroked="f"/>
+          <v:rect id="_x0000_i1154" style="width:0;height:1.5pt" o:hralign="center" o:hrstd="t" o:hr="t" fillcolor="#a0a0a0" stroked="f"/>
         </w:pict>
       </w:r>
     </w:p>
@@ -34749,7 +34798,7 @@
           <w:szCs w:val="20"/>
         </w:rPr>
         <w:pict w14:anchorId="2D8D1536">
-          <v:rect id="_x0000_i1152" style="width:0;height:1.5pt" o:hralign="center" o:hrstd="t" o:hr="t" fillcolor="#a0a0a0" stroked="f"/>
+          <v:rect id="_x0000_i1155" style="width:0;height:1.5pt" o:hralign="center" o:hrstd="t" o:hr="t" fillcolor="#a0a0a0" stroked="f"/>
         </w:pict>
       </w:r>
     </w:p>
@@ -34953,7 +35002,7 @@
           <w:szCs w:val="20"/>
         </w:rPr>
         <w:pict w14:anchorId="18738E90">
-          <v:rect id="_x0000_i1153" style="width:0;height:1.5pt" o:hralign="center" o:hrstd="t" o:hr="t" fillcolor="#a0a0a0" stroked="f"/>
+          <v:rect id="_x0000_i1156" style="width:0;height:1.5pt" o:hralign="center" o:hrstd="t" o:hr="t" fillcolor="#a0a0a0" stroked="f"/>
         </w:pict>
       </w:r>
     </w:p>
@@ -41041,6 +41090,7 @@
   <w:style w:type="character" w:default="1" w:styleId="DefaultParagraphFont">
     <w:name w:val="Default Paragraph Font"/>
     <w:uiPriority w:val="1"/>
+    <w:semiHidden/>
     <w:unhideWhenUsed/>
   </w:style>
   <w:style w:type="table" w:default="1" w:styleId="TableNormal">
